--- a/pr-preview/pr-28/chapters/coding-practices-tracked-changes.docx
+++ b/pr-preview/pr-28/chapters/coding-practices-tracked-changes.docx
@@ -16,7 +16,7 @@
       </w:pPr>
       <w:del w:id="1" w:author="PR Preview" w:date="2026-01-01T00:00:00Z">
         <w:r>
-          <w:delText xml:space="preserve">Last modified: 2026-10-12 21:28:22 (PDT)</w:delText>
+          <w:delText xml:space="preserve">Last modified: 2026-10-14 01:49:27 (PDT)</w:delText>
         </w:r>
       </w:del>
     </w:p>
@@ -26,7 +26,7 @@
       </w:pPr>
       <w:ins w:id="2" w:author="PR Preview" w:date="2026-01-01T00:00:00Z">
         <w:r>
-          <w:t xml:space="preserve">Last modified: 2026-10-14 01:44:13 (PDT)</w:t>
+          <w:t xml:space="preserve">Last modified: 2026-10-14 01:53:35 (PDT)</w:t>
         </w:r>
       </w:ins>
     </w:p>
@@ -4498,27 +4498,81 @@
       <w:pPr>
         <w:pStyle w:val="BodyText"/>
       </w:pPr>
-      <w:r>
-        <w:t xml:space="preserve">Using our R package template is the fastest way to get started with a new R package,</w:t>
-      </w:r>
-      <w:r>
-        <w:t xml:space="preserve"> </w:t>
-      </w:r>
-      <w:r>
-        <w:t xml:space="preserve">as it provides pre-configured settings,</w:t>
-      </w:r>
-      <w:r>
-        <w:t xml:space="preserve"> </w:t>
-      </w:r>
-      <w:r>
-        <w:t xml:space="preserve">GitHub Actions workflows,</w:t>
-      </w:r>
-      <w:r>
-        <w:t xml:space="preserve"> </w:t>
-      </w:r>
-      <w:r>
-        <w:t xml:space="preserve">and development tools:</w:t>
-      </w:r>
+      <w:del w:id="75" w:author="PR Preview" w:date="2026-01-01T00:00:00Z">
+        <w:r>
+          <w:delText xml:space="preserve">Using our R package template is the fastest way to get started with a new R package,</w:delText>
+        </w:r>
+      </w:del>
+      <w:del w:id="76" w:author="PR Preview" w:date="2026-01-01T00:00:00Z">
+        <w:r>
+          <w:delText xml:space="preserve"> </w:delText>
+        </w:r>
+      </w:del>
+      <w:del w:id="77" w:author="PR Preview" w:date="2026-01-01T00:00:00Z">
+        <w:r>
+          <w:delText xml:space="preserve">as it provides pre-configured settings,</w:delText>
+        </w:r>
+      </w:del>
+      <w:del w:id="78" w:author="PR Preview" w:date="2026-01-01T00:00:00Z">
+        <w:r>
+          <w:delText xml:space="preserve"> </w:delText>
+        </w:r>
+      </w:del>
+      <w:del w:id="79" w:author="PR Preview" w:date="2026-01-01T00:00:00Z">
+        <w:r>
+          <w:delText xml:space="preserve">GitHub Actions workflows,</w:delText>
+        </w:r>
+      </w:del>
+      <w:del w:id="80" w:author="PR Preview" w:date="2026-01-01T00:00:00Z">
+        <w:r>
+          <w:delText xml:space="preserve"> </w:delText>
+        </w:r>
+      </w:del>
+      <w:del w:id="81" w:author="PR Preview" w:date="2026-01-01T00:00:00Z">
+        <w:r>
+          <w:delText xml:space="preserve">and development tools:</w:delText>
+        </w:r>
+      </w:del>
+    </w:p>
+    <w:p>
+      <w:pPr>
+        <w:pStyle w:val="BodyText"/>
+      </w:pPr>
+      <w:ins w:id="82" w:author="PR Preview" w:date="2026-01-01T00:00:00Z">
+        <w:r>
+          <w:t xml:space="preserve">Using an R package template is the fastest way to get started with a new R package,</w:t>
+        </w:r>
+      </w:ins>
+      <w:ins w:id="83" w:author="PR Preview" w:date="2026-01-01T00:00:00Z">
+        <w:r>
+          <w:t xml:space="preserve"> </w:t>
+        </w:r>
+      </w:ins>
+      <w:ins w:id="84" w:author="PR Preview" w:date="2026-01-01T00:00:00Z">
+        <w:r>
+          <w:t xml:space="preserve">as it provides pre-configured settings,</w:t>
+        </w:r>
+      </w:ins>
+      <w:ins w:id="85" w:author="PR Preview" w:date="2026-01-01T00:00:00Z">
+        <w:r>
+          <w:t xml:space="preserve"> </w:t>
+        </w:r>
+      </w:ins>
+      <w:ins w:id="86" w:author="PR Preview" w:date="2026-01-01T00:00:00Z">
+        <w:r>
+          <w:t xml:space="preserve">GitHub Actions workflows,</w:t>
+        </w:r>
+      </w:ins>
+      <w:ins w:id="87" w:author="PR Preview" w:date="2026-01-01T00:00:00Z">
+        <w:r>
+          <w:t xml:space="preserve"> </w:t>
+        </w:r>
+      </w:ins>
+      <w:ins w:id="88" w:author="PR Preview" w:date="2026-01-01T00:00:00Z">
+        <w:r>
+          <w:t xml:space="preserve">and development tools:</w:t>
+        </w:r>
+      </w:ins>
     </w:p>
     <w:p>
       <w:pPr>
@@ -6735,18 +6789,18 @@
       <w:pPr>
         <w:pStyle w:val="FirstParagraph"/>
       </w:pPr>
-      <w:del w:id="75" w:author="PR Preview" w:date="2026-01-01T00:00:00Z">
+      <w:del w:id="89" w:author="PR Preview" w:date="2026-01-01T00:00:00Z">
         <w:r>
           <w:delText xml:space="preserve">Our lab’s</w:delText>
         </w:r>
       </w:del>
-      <w:del w:id="76" w:author="PR Preview" w:date="2026-01-01T00:00:00Z">
+      <w:del w:id="90" w:author="PR Preview" w:date="2026-01-01T00:00:00Z">
         <w:r>
           <w:delText xml:space="preserve"> </w:delText>
         </w:r>
       </w:del>
       <w:hyperlink r:id="rId13">
-        <w:del w:id="77" w:author="PR Preview" w:date="2026-01-01T00:00:00Z">
+        <w:del w:id="91" w:author="PR Preview" w:date="2026-01-01T00:00:00Z">
           <w:r>
             <w:rPr>
               <w:rStyle w:val="VerbatimChar"/>
@@ -6755,33 +6809,33 @@
           </w:r>
         </w:del>
       </w:hyperlink>
-      <w:del w:id="78" w:author="PR Preview" w:date="2026-01-01T00:00:00Z">
+      <w:del w:id="92" w:author="PR Preview" w:date="2026-01-01T00:00:00Z">
         <w:r>
           <w:delText xml:space="preserve"> </w:delText>
         </w:r>
       </w:del>
-      <w:del w:id="79" w:author="PR Preview" w:date="2026-01-01T00:00:00Z">
+      <w:del w:id="93" w:author="PR Preview" w:date="2026-01-01T00:00:00Z">
         <w:r>
           <w:delText xml:space="preserve">package</w:delText>
         </w:r>
       </w:del>
-      <w:del w:id="80" w:author="PR Preview" w:date="2026-01-01T00:00:00Z">
+      <w:del w:id="94" w:author="PR Preview" w:date="2026-01-01T00:00:00Z">
         <w:r>
           <w:delText xml:space="preserve"> </w:delText>
         </w:r>
       </w:del>
-      <w:del w:id="81" w:author="PR Preview" w:date="2026-01-01T00:00:00Z">
+      <w:del w:id="95" w:author="PR Preview" w:date="2026-01-01T00:00:00Z">
         <w:r>
           <w:delText xml:space="preserve">(on</w:delText>
         </w:r>
       </w:del>
-      <w:del w:id="82" w:author="PR Preview" w:date="2026-01-01T00:00:00Z">
+      <w:del w:id="96" w:author="PR Preview" w:date="2026-01-01T00:00:00Z">
         <w:r>
           <w:delText xml:space="preserve"> </w:delText>
         </w:r>
       </w:del>
       <w:hyperlink r:id="rId52">
-        <w:del w:id="83" w:author="PR Preview" w:date="2026-01-01T00:00:00Z">
+        <w:del w:id="97" w:author="PR Preview" w:date="2026-01-01T00:00:00Z">
           <w:r>
             <w:rPr>
               <w:rStyle w:val="Hyperlink"/>
@@ -6790,28 +6844,28 @@
           </w:r>
         </w:del>
       </w:hyperlink>
-      <w:del w:id="84" w:author="PR Preview" w:date="2026-01-01T00:00:00Z">
+      <w:del w:id="98" w:author="PR Preview" w:date="2026-01-01T00:00:00Z">
         <w:r>
           <w:delText xml:space="preserve">)</w:delText>
         </w:r>
       </w:del>
-      <w:del w:id="85" w:author="PR Preview" w:date="2026-01-01T00:00:00Z">
+      <w:del w:id="99" w:author="PR Preview" w:date="2026-01-01T00:00:00Z">
         <w:r>
           <w:delText xml:space="preserve"> </w:delText>
         </w:r>
       </w:del>
-      <w:del w:id="86" w:author="PR Preview" w:date="2026-01-01T00:00:00Z">
+      <w:del w:id="100" w:author="PR Preview" w:date="2026-01-01T00:00:00Z">
         <w:r>
           <w:delText xml:space="preserve">adds convenience wrappers on top of</w:delText>
         </w:r>
       </w:del>
-      <w:del w:id="87" w:author="PR Preview" w:date="2026-01-01T00:00:00Z">
+      <w:del w:id="101" w:author="PR Preview" w:date="2026-01-01T00:00:00Z">
         <w:r>
           <w:delText xml:space="preserve"> </w:delText>
         </w:r>
       </w:del>
       <w:hyperlink r:id="rId39">
-        <w:del w:id="88" w:author="PR Preview" w:date="2026-01-01T00:00:00Z">
+        <w:del w:id="102" w:author="PR Preview" w:date="2026-01-01T00:00:00Z">
           <w:r>
             <w:rPr>
               <w:rStyle w:val="VerbatimChar"/>
@@ -6820,17 +6874,17 @@
           </w:r>
         </w:del>
       </w:hyperlink>
-      <w:del w:id="89" w:author="PR Preview" w:date="2026-01-01T00:00:00Z">
+      <w:del w:id="103" w:author="PR Preview" w:date="2026-01-01T00:00:00Z">
         <w:r>
           <w:delText xml:space="preserve">’s snapshot functions:</w:delText>
         </w:r>
       </w:del>
-      <w:del w:id="90" w:author="PR Preview" w:date="2026-01-01T00:00:00Z">
+      <w:del w:id="104" w:author="PR Preview" w:date="2026-01-01T00:00:00Z">
         <w:r>
           <w:delText xml:space="preserve"> </w:delText>
         </w:r>
       </w:del>
-      <w:del w:id="91" w:author="PR Preview" w:date="2026-01-01T00:00:00Z">
+      <w:del w:id="105" w:author="PR Preview" w:date="2026-01-01T00:00:00Z">
         <w:r>
           <w:rPr>
             <w:rStyle w:val="VerbatimChar"/>
@@ -6838,33 +6892,33 @@
           <w:delText xml:space="preserve">expect_snapshot_data()</w:delText>
         </w:r>
       </w:del>
-      <w:del w:id="92" w:author="PR Preview" w:date="2026-01-01T00:00:00Z">
+      <w:del w:id="106" w:author="PR Preview" w:date="2026-01-01T00:00:00Z">
         <w:r>
           <w:delText xml:space="preserve"> </w:delText>
         </w:r>
       </w:del>
-      <w:del w:id="93" w:author="PR Preview" w:date="2026-01-01T00:00:00Z">
+      <w:del w:id="107" w:author="PR Preview" w:date="2026-01-01T00:00:00Z">
         <w:r>
           <w:delText xml:space="preserve">for data frames</w:delText>
         </w:r>
       </w:del>
-      <w:del w:id="94" w:author="PR Preview" w:date="2026-01-01T00:00:00Z">
+      <w:del w:id="108" w:author="PR Preview" w:date="2026-01-01T00:00:00Z">
         <w:r>
           <w:delText xml:space="preserve"> </w:delText>
         </w:r>
       </w:del>
-      <w:del w:id="95" w:author="PR Preview" w:date="2026-01-01T00:00:00Z">
+      <w:del w:id="109" w:author="PR Preview" w:date="2026-01-01T00:00:00Z">
         <w:r>
           <w:delText xml:space="preserve">(adapted, with permission, from the</w:delText>
         </w:r>
       </w:del>
-      <w:del w:id="96" w:author="PR Preview" w:date="2026-01-01T00:00:00Z">
+      <w:del w:id="110" w:author="PR Preview" w:date="2026-01-01T00:00:00Z">
         <w:r>
           <w:delText xml:space="preserve"> </w:delText>
         </w:r>
       </w:del>
       <w:hyperlink r:id="rId53">
-        <w:del w:id="97" w:author="PR Preview" w:date="2026-01-01T00:00:00Z">
+        <w:del w:id="111" w:author="PR Preview" w:date="2026-01-01T00:00:00Z">
           <w:r>
             <w:rPr>
               <w:rStyle w:val="VerbatimChar"/>
@@ -6873,32 +6927,32 @@
           </w:r>
         </w:del>
       </w:hyperlink>
-      <w:del w:id="98" w:author="PR Preview" w:date="2026-01-01T00:00:00Z">
+      <w:del w:id="112" w:author="PR Preview" w:date="2026-01-01T00:00:00Z">
         <w:r>
           <w:delText xml:space="preserve"> </w:delText>
         </w:r>
       </w:del>
-      <w:del w:id="99" w:author="PR Preview" w:date="2026-01-01T00:00:00Z">
+      <w:del w:id="113" w:author="PR Preview" w:date="2026-01-01T00:00:00Z">
         <w:r>
           <w:delText xml:space="preserve">package)</w:delText>
         </w:r>
       </w:del>
-      <w:del w:id="100" w:author="PR Preview" w:date="2026-01-01T00:00:00Z">
+      <w:del w:id="114" w:author="PR Preview" w:date="2026-01-01T00:00:00Z">
         <w:r>
           <w:delText xml:space="preserve"> </w:delText>
         </w:r>
       </w:del>
-      <w:del w:id="101" w:author="PR Preview" w:date="2026-01-01T00:00:00Z">
+      <w:del w:id="115" w:author="PR Preview" w:date="2026-01-01T00:00:00Z">
         <w:r>
           <w:delText xml:space="preserve">and</w:delText>
         </w:r>
       </w:del>
-      <w:del w:id="102" w:author="PR Preview" w:date="2026-01-01T00:00:00Z">
+      <w:del w:id="116" w:author="PR Preview" w:date="2026-01-01T00:00:00Z">
         <w:r>
           <w:delText xml:space="preserve"> </w:delText>
         </w:r>
       </w:del>
-      <w:del w:id="103" w:author="PR Preview" w:date="2026-01-01T00:00:00Z">
+      <w:del w:id="117" w:author="PR Preview" w:date="2026-01-01T00:00:00Z">
         <w:r>
           <w:rPr>
             <w:rStyle w:val="VerbatimChar"/>
@@ -6906,17 +6960,17 @@
           <w:delText xml:space="preserve">expect_snapshot_object()</w:delText>
         </w:r>
       </w:del>
-      <w:del w:id="104" w:author="PR Preview" w:date="2026-01-01T00:00:00Z">
+      <w:del w:id="118" w:author="PR Preview" w:date="2026-01-01T00:00:00Z">
         <w:r>
           <w:delText xml:space="preserve">,</w:delText>
         </w:r>
       </w:del>
-      <w:del w:id="105" w:author="PR Preview" w:date="2026-01-01T00:00:00Z">
+      <w:del w:id="119" w:author="PR Preview" w:date="2026-01-01T00:00:00Z">
         <w:r>
           <w:delText xml:space="preserve"> </w:delText>
         </w:r>
       </w:del>
-      <w:del w:id="106" w:author="PR Preview" w:date="2026-01-01T00:00:00Z">
+      <w:del w:id="120" w:author="PR Preview" w:date="2026-01-01T00:00:00Z">
         <w:r>
           <w:delText xml:space="preserve">which generalizes it to any R object.</w:delText>
         </w:r>
@@ -6926,18 +6980,18 @@
       <w:pPr>
         <w:pStyle w:val="FirstParagraph"/>
       </w:pPr>
-      <w:ins w:id="107" w:author="PR Preview" w:date="2026-01-01T00:00:00Z">
+      <w:ins w:id="121" w:author="PR Preview" w:date="2026-01-01T00:00:00Z">
         <w:r>
           <w:t xml:space="preserve">The</w:t>
         </w:r>
       </w:ins>
-      <w:ins w:id="108" w:author="PR Preview" w:date="2026-01-01T00:00:00Z">
+      <w:ins w:id="122" w:author="PR Preview" w:date="2026-01-01T00:00:00Z">
         <w:r>
           <w:t xml:space="preserve"> </w:t>
         </w:r>
       </w:ins>
       <w:hyperlink r:id="rId13">
-        <w:ins w:id="109" w:author="PR Preview" w:date="2026-01-01T00:00:00Z">
+        <w:ins w:id="123" w:author="PR Preview" w:date="2026-01-01T00:00:00Z">
           <w:r>
             <w:rPr>
               <w:rStyle w:val="VerbatimChar"/>
@@ -6946,33 +7000,33 @@
           </w:r>
         </w:ins>
       </w:hyperlink>
-      <w:ins w:id="110" w:author="PR Preview" w:date="2026-01-01T00:00:00Z">
+      <w:ins w:id="124" w:author="PR Preview" w:date="2026-01-01T00:00:00Z">
         <w:r>
           <w:t xml:space="preserve"> </w:t>
         </w:r>
       </w:ins>
-      <w:ins w:id="111" w:author="PR Preview" w:date="2026-01-01T00:00:00Z">
+      <w:ins w:id="125" w:author="PR Preview" w:date="2026-01-01T00:00:00Z">
         <w:r>
           <w:t xml:space="preserve">package</w:t>
         </w:r>
       </w:ins>
-      <w:ins w:id="112" w:author="PR Preview" w:date="2026-01-01T00:00:00Z">
+      <w:ins w:id="126" w:author="PR Preview" w:date="2026-01-01T00:00:00Z">
         <w:r>
           <w:t xml:space="preserve"> </w:t>
         </w:r>
       </w:ins>
-      <w:ins w:id="113" w:author="PR Preview" w:date="2026-01-01T00:00:00Z">
+      <w:ins w:id="127" w:author="PR Preview" w:date="2026-01-01T00:00:00Z">
         <w:r>
           <w:t xml:space="preserve">(on</w:t>
         </w:r>
       </w:ins>
-      <w:ins w:id="114" w:author="PR Preview" w:date="2026-01-01T00:00:00Z">
+      <w:ins w:id="128" w:author="PR Preview" w:date="2026-01-01T00:00:00Z">
         <w:r>
           <w:t xml:space="preserve"> </w:t>
         </w:r>
       </w:ins>
       <w:hyperlink r:id="rId52">
-        <w:ins w:id="115" w:author="PR Preview" w:date="2026-01-01T00:00:00Z">
+        <w:ins w:id="129" w:author="PR Preview" w:date="2026-01-01T00:00:00Z">
           <w:r>
             <w:rPr>
               <w:rStyle w:val="Hyperlink"/>
@@ -6981,28 +7035,28 @@
           </w:r>
         </w:ins>
       </w:hyperlink>
-      <w:ins w:id="116" w:author="PR Preview" w:date="2026-01-01T00:00:00Z">
+      <w:ins w:id="130" w:author="PR Preview" w:date="2026-01-01T00:00:00Z">
         <w:r>
           <w:t xml:space="preserve">)</w:t>
         </w:r>
       </w:ins>
-      <w:ins w:id="117" w:author="PR Preview" w:date="2026-01-01T00:00:00Z">
+      <w:ins w:id="131" w:author="PR Preview" w:date="2026-01-01T00:00:00Z">
         <w:r>
           <w:t xml:space="preserve"> </w:t>
         </w:r>
       </w:ins>
-      <w:ins w:id="118" w:author="PR Preview" w:date="2026-01-01T00:00:00Z">
+      <w:ins w:id="132" w:author="PR Preview" w:date="2026-01-01T00:00:00Z">
         <w:r>
           <w:t xml:space="preserve">adds convenience wrappers on top of</w:t>
         </w:r>
       </w:ins>
-      <w:ins w:id="119" w:author="PR Preview" w:date="2026-01-01T00:00:00Z">
+      <w:ins w:id="133" w:author="PR Preview" w:date="2026-01-01T00:00:00Z">
         <w:r>
           <w:t xml:space="preserve"> </w:t>
         </w:r>
       </w:ins>
       <w:hyperlink r:id="rId39">
-        <w:ins w:id="120" w:author="PR Preview" w:date="2026-01-01T00:00:00Z">
+        <w:ins w:id="134" w:author="PR Preview" w:date="2026-01-01T00:00:00Z">
           <w:r>
             <w:rPr>
               <w:rStyle w:val="VerbatimChar"/>
@@ -7011,17 +7065,17 @@
           </w:r>
         </w:ins>
       </w:hyperlink>
-      <w:ins w:id="121" w:author="PR Preview" w:date="2026-01-01T00:00:00Z">
+      <w:ins w:id="135" w:author="PR Preview" w:date="2026-01-01T00:00:00Z">
         <w:r>
           <w:t xml:space="preserve">’s snapshot functions:</w:t>
         </w:r>
       </w:ins>
-      <w:ins w:id="122" w:author="PR Preview" w:date="2026-01-01T00:00:00Z">
+      <w:ins w:id="136" w:author="PR Preview" w:date="2026-01-01T00:00:00Z">
         <w:r>
           <w:t xml:space="preserve"> </w:t>
         </w:r>
       </w:ins>
-      <w:ins w:id="123" w:author="PR Preview" w:date="2026-01-01T00:00:00Z">
+      <w:ins w:id="137" w:author="PR Preview" w:date="2026-01-01T00:00:00Z">
         <w:r>
           <w:rPr>
             <w:rStyle w:val="VerbatimChar"/>
@@ -7029,33 +7083,33 @@
           <w:t xml:space="preserve">expect_snapshot_data()</w:t>
         </w:r>
       </w:ins>
-      <w:ins w:id="124" w:author="PR Preview" w:date="2026-01-01T00:00:00Z">
+      <w:ins w:id="138" w:author="PR Preview" w:date="2026-01-01T00:00:00Z">
         <w:r>
           <w:t xml:space="preserve"> </w:t>
         </w:r>
       </w:ins>
-      <w:ins w:id="125" w:author="PR Preview" w:date="2026-01-01T00:00:00Z">
+      <w:ins w:id="139" w:author="PR Preview" w:date="2026-01-01T00:00:00Z">
         <w:r>
           <w:t xml:space="preserve">for data frames</w:t>
         </w:r>
       </w:ins>
-      <w:ins w:id="126" w:author="PR Preview" w:date="2026-01-01T00:00:00Z">
+      <w:ins w:id="140" w:author="PR Preview" w:date="2026-01-01T00:00:00Z">
         <w:r>
           <w:t xml:space="preserve"> </w:t>
         </w:r>
       </w:ins>
-      <w:ins w:id="127" w:author="PR Preview" w:date="2026-01-01T00:00:00Z">
+      <w:ins w:id="141" w:author="PR Preview" w:date="2026-01-01T00:00:00Z">
         <w:r>
           <w:t xml:space="preserve">(adapted, with permission, from the</w:t>
         </w:r>
       </w:ins>
-      <w:ins w:id="128" w:author="PR Preview" w:date="2026-01-01T00:00:00Z">
+      <w:ins w:id="142" w:author="PR Preview" w:date="2026-01-01T00:00:00Z">
         <w:r>
           <w:t xml:space="preserve"> </w:t>
         </w:r>
       </w:ins>
       <w:hyperlink r:id="rId53">
-        <w:ins w:id="129" w:author="PR Preview" w:date="2026-01-01T00:00:00Z">
+        <w:ins w:id="143" w:author="PR Preview" w:date="2026-01-01T00:00:00Z">
           <w:r>
             <w:rPr>
               <w:rStyle w:val="VerbatimChar"/>
@@ -7064,32 +7118,32 @@
           </w:r>
         </w:ins>
       </w:hyperlink>
-      <w:ins w:id="130" w:author="PR Preview" w:date="2026-01-01T00:00:00Z">
+      <w:ins w:id="144" w:author="PR Preview" w:date="2026-01-01T00:00:00Z">
         <w:r>
           <w:t xml:space="preserve"> </w:t>
         </w:r>
       </w:ins>
-      <w:ins w:id="131" w:author="PR Preview" w:date="2026-01-01T00:00:00Z">
+      <w:ins w:id="145" w:author="PR Preview" w:date="2026-01-01T00:00:00Z">
         <w:r>
           <w:t xml:space="preserve">package)</w:t>
         </w:r>
       </w:ins>
-      <w:ins w:id="132" w:author="PR Preview" w:date="2026-01-01T00:00:00Z">
+      <w:ins w:id="146" w:author="PR Preview" w:date="2026-01-01T00:00:00Z">
         <w:r>
           <w:t xml:space="preserve"> </w:t>
         </w:r>
       </w:ins>
-      <w:ins w:id="133" w:author="PR Preview" w:date="2026-01-01T00:00:00Z">
+      <w:ins w:id="147" w:author="PR Preview" w:date="2026-01-01T00:00:00Z">
         <w:r>
           <w:t xml:space="preserve">and</w:t>
         </w:r>
       </w:ins>
-      <w:ins w:id="134" w:author="PR Preview" w:date="2026-01-01T00:00:00Z">
+      <w:ins w:id="148" w:author="PR Preview" w:date="2026-01-01T00:00:00Z">
         <w:r>
           <w:t xml:space="preserve"> </w:t>
         </w:r>
       </w:ins>
-      <w:ins w:id="135" w:author="PR Preview" w:date="2026-01-01T00:00:00Z">
+      <w:ins w:id="149" w:author="PR Preview" w:date="2026-01-01T00:00:00Z">
         <w:r>
           <w:rPr>
             <w:rStyle w:val="VerbatimChar"/>
@@ -7097,17 +7151,17 @@
           <w:t xml:space="preserve">expect_snapshot_object()</w:t>
         </w:r>
       </w:ins>
-      <w:ins w:id="136" w:author="PR Preview" w:date="2026-01-01T00:00:00Z">
+      <w:ins w:id="150" w:author="PR Preview" w:date="2026-01-01T00:00:00Z">
         <w:r>
           <w:t xml:space="preserve">,</w:t>
         </w:r>
       </w:ins>
-      <w:ins w:id="137" w:author="PR Preview" w:date="2026-01-01T00:00:00Z">
+      <w:ins w:id="151" w:author="PR Preview" w:date="2026-01-01T00:00:00Z">
         <w:r>
           <w:t xml:space="preserve"> </w:t>
         </w:r>
       </w:ins>
-      <w:ins w:id="138" w:author="PR Preview" w:date="2026-01-01T00:00:00Z">
+      <w:ins w:id="152" w:author="PR Preview" w:date="2026-01-01T00:00:00Z">
         <w:r>
           <w:t xml:space="preserve">which generalizes it to any R object.</w:t>
         </w:r>
@@ -9128,27 +9182,27 @@
           <w:numId w:val="1018"/>
         </w:numPr>
       </w:pPr>
-      <w:del w:id="139" w:author="PR Preview" w:date="2026-01-01T00:00:00Z">
+      <w:del w:id="153" w:author="PR Preview" w:date="2026-01-01T00:00:00Z">
         <w:r>
           <w:delText xml:space="preserve">Code written to be testable tends toward</w:delText>
         </w:r>
       </w:del>
-      <w:del w:id="140" w:author="PR Preview" w:date="2026-01-01T00:00:00Z">
+      <w:del w:id="154" w:author="PR Preview" w:date="2026-01-01T00:00:00Z">
         <w:r>
           <w:delText xml:space="preserve"> </w:delText>
         </w:r>
       </w:del>
-      <w:del w:id="141" w:author="PR Preview" w:date="2026-01-01T00:00:00Z">
+      <w:del w:id="155" w:author="PR Preview" w:date="2026-01-01T00:00:00Z">
         <w:r>
           <w:delText xml:space="preserve">small, single-purpose functions with explicit inputs and outputs —</w:delText>
         </w:r>
       </w:del>
-      <w:del w:id="142" w:author="PR Preview" w:date="2026-01-01T00:00:00Z">
+      <w:del w:id="156" w:author="PR Preview" w:date="2026-01-01T00:00:00Z">
         <w:r>
           <w:delText xml:space="preserve"> </w:delText>
         </w:r>
       </w:del>
-      <w:del w:id="143" w:author="PR Preview" w:date="2026-01-01T00:00:00Z">
+      <w:del w:id="157" w:author="PR Preview" w:date="2026-01-01T00:00:00Z">
         <w:r>
           <w:delText xml:space="preserve">the same design our function-decomposition</w:delText>
         </w:r>
@@ -9162,7 +9216,7 @@
           <w:numId w:val="1019"/>
         </w:numPr>
       </w:pPr>
-      <w:del w:id="144" w:author="PR Preview" w:date="2026-01-01T00:00:00Z">
+      <w:del w:id="158" w:author="PR Preview" w:date="2026-01-01T00:00:00Z">
         <w:r>
           <w:delText xml:space="preserve">guidance pushes toward.</w:delText>
         </w:r>
@@ -9172,23 +9226,23 @@
       <w:pPr>
         <w:pStyle w:val="FirstParagraph"/>
       </w:pPr>
-      <w:del w:id="145" w:author="PR Preview" w:date="2026-01-01T00:00:00Z">
+      <w:del w:id="159" w:author="PR Preview" w:date="2026-01-01T00:00:00Z">
         <w:r>
           <w:delText xml:space="preserve">You do not have to practice strict TDD to benefit from it.</w:delText>
         </w:r>
       </w:del>
-      <w:del w:id="146" w:author="PR Preview" w:date="2026-01-01T00:00:00Z">
+      <w:del w:id="160" w:author="PR Preview" w:date="2026-01-01T00:00:00Z">
         <w:r>
           <w:delText xml:space="preserve"> </w:delText>
         </w:r>
       </w:del>
-      <w:del w:id="147" w:author="PR Preview" w:date="2026-01-01T00:00:00Z">
+      <w:del w:id="161" w:author="PR Preview" w:date="2026-01-01T00:00:00Z">
         <w:r>
           <w:delText xml:space="preserve">Our testing guidance (</w:delText>
         </w:r>
       </w:del>
       <w:hyperlink w:anchor="sec-r-testing">
-        <w:del w:id="148" w:author="PR Preview" w:date="2026-01-01T00:00:00Z">
+        <w:del w:id="162" w:author="PR Preview" w:date="2026-01-01T00:00:00Z">
           <w:r>
             <w:rPr>
               <w:rStyle w:val="Hyperlink"/>
@@ -9197,27 +9251,27 @@
           </w:r>
         </w:del>
       </w:hyperlink>
-      <w:del w:id="149" w:author="PR Preview" w:date="2026-01-01T00:00:00Z">
+      <w:del w:id="163" w:author="PR Preview" w:date="2026-01-01T00:00:00Z">
         <w:r>
           <w:delText xml:space="preserve">) already applies its core move —</w:delText>
         </w:r>
       </w:del>
-      <w:del w:id="150" w:author="PR Preview" w:date="2026-01-01T00:00:00Z">
+      <w:del w:id="164" w:author="PR Preview" w:date="2026-01-01T00:00:00Z">
         <w:r>
           <w:delText xml:space="preserve"> </w:delText>
         </w:r>
       </w:del>
-      <w:del w:id="151" w:author="PR Preview" w:date="2026-01-01T00:00:00Z">
+      <w:del w:id="165" w:author="PR Preview" w:date="2026-01-01T00:00:00Z">
         <w:r>
           <w:delText xml:space="preserve">establish tests</w:delText>
         </w:r>
       </w:del>
-      <w:del w:id="152" w:author="PR Preview" w:date="2026-01-01T00:00:00Z">
+      <w:del w:id="166" w:author="PR Preview" w:date="2026-01-01T00:00:00Z">
         <w:r>
           <w:delText xml:space="preserve"> </w:delText>
         </w:r>
       </w:del>
-      <w:del w:id="153" w:author="PR Preview" w:date="2026-01-01T00:00:00Z">
+      <w:del w:id="167" w:author="PR Preview" w:date="2026-01-01T00:00:00Z">
         <w:r>
           <w:rPr>
             <w:i/>
@@ -9226,52 +9280,52 @@
           <w:delText xml:space="preserve">before</w:delText>
         </w:r>
       </w:del>
-      <w:del w:id="154" w:author="PR Preview" w:date="2026-01-01T00:00:00Z">
+      <w:del w:id="168" w:author="PR Preview" w:date="2026-01-01T00:00:00Z">
         <w:r>
           <w:delText xml:space="preserve"> </w:delText>
         </w:r>
       </w:del>
-      <w:del w:id="155" w:author="PR Preview" w:date="2026-01-01T00:00:00Z">
+      <w:del w:id="169" w:author="PR Preview" w:date="2026-01-01T00:00:00Z">
         <w:r>
           <w:delText xml:space="preserve">modifying existing functions —</w:delText>
         </w:r>
       </w:del>
-      <w:del w:id="156" w:author="PR Preview" w:date="2026-01-01T00:00:00Z">
+      <w:del w:id="170" w:author="PR Preview" w:date="2026-01-01T00:00:00Z">
         <w:r>
           <w:delText xml:space="preserve"> </w:delText>
         </w:r>
       </w:del>
-      <w:del w:id="157" w:author="PR Preview" w:date="2026-01-01T00:00:00Z">
+      <w:del w:id="171" w:author="PR Preview" w:date="2026-01-01T00:00:00Z">
         <w:r>
           <w:delText xml:space="preserve">and writing the test first is just that same discipline</w:delText>
         </w:r>
       </w:del>
-      <w:del w:id="158" w:author="PR Preview" w:date="2026-01-01T00:00:00Z">
+      <w:del w:id="172" w:author="PR Preview" w:date="2026-01-01T00:00:00Z">
         <w:r>
           <w:delText xml:space="preserve"> </w:delText>
         </w:r>
       </w:del>
-      <w:del w:id="159" w:author="PR Preview" w:date="2026-01-01T00:00:00Z">
+      <w:del w:id="173" w:author="PR Preview" w:date="2026-01-01T00:00:00Z">
         <w:r>
           <w:delText xml:space="preserve">applied to new code as well.</w:delText>
         </w:r>
       </w:del>
-      <w:del w:id="160" w:author="PR Preview" w:date="2026-01-01T00:00:00Z">
+      <w:del w:id="174" w:author="PR Preview" w:date="2026-01-01T00:00:00Z">
         <w:r>
           <w:delText xml:space="preserve"> </w:delText>
         </w:r>
       </w:del>
-      <w:del w:id="161" w:author="PR Preview" w:date="2026-01-01T00:00:00Z">
+      <w:del w:id="175" w:author="PR Preview" w:date="2026-01-01T00:00:00Z">
         <w:r>
           <w:delText xml:space="preserve">In R packages, the mechanics are light:</w:delText>
         </w:r>
       </w:del>
-      <w:del w:id="162" w:author="PR Preview" w:date="2026-01-01T00:00:00Z">
+      <w:del w:id="176" w:author="PR Preview" w:date="2026-01-01T00:00:00Z">
         <w:r>
           <w:delText xml:space="preserve"> </w:delText>
         </w:r>
       </w:del>
-      <w:del w:id="163" w:author="PR Preview" w:date="2026-01-01T00:00:00Z">
+      <w:del w:id="177" w:author="PR Preview" w:date="2026-01-01T00:00:00Z">
         <w:r>
           <w:rPr>
             <w:rStyle w:val="VerbatimChar"/>
@@ -9279,23 +9333,23 @@
           <w:delText xml:space="preserve">usethis::use_test()</w:delText>
         </w:r>
       </w:del>
-      <w:del w:id="164" w:author="PR Preview" w:date="2026-01-01T00:00:00Z">
+      <w:del w:id="178" w:author="PR Preview" w:date="2026-01-01T00:00:00Z">
         <w:r>
           <w:delText xml:space="preserve"> </w:delText>
         </w:r>
       </w:del>
-      <w:del w:id="165" w:author="PR Preview" w:date="2026-01-01T00:00:00Z">
+      <w:del w:id="179" w:author="PR Preview" w:date="2026-01-01T00:00:00Z">
         <w:r>
           <w:delText xml:space="preserve">creates the matching</w:delText>
         </w:r>
       </w:del>
-      <w:del w:id="166" w:author="PR Preview" w:date="2026-01-01T00:00:00Z">
+      <w:del w:id="180" w:author="PR Preview" w:date="2026-01-01T00:00:00Z">
         <w:r>
           <w:delText xml:space="preserve"> </w:delText>
         </w:r>
       </w:del>
       <w:hyperlink r:id="rId39">
-        <w:del w:id="167" w:author="PR Preview" w:date="2026-01-01T00:00:00Z">
+        <w:del w:id="181" w:author="PR Preview" w:date="2026-01-01T00:00:00Z">
           <w:r>
             <w:rPr>
               <w:rStyle w:val="VerbatimChar"/>
@@ -9304,32 +9358,32 @@
           </w:r>
         </w:del>
       </w:hyperlink>
-      <w:del w:id="168" w:author="PR Preview" w:date="2026-01-01T00:00:00Z">
+      <w:del w:id="182" w:author="PR Preview" w:date="2026-01-01T00:00:00Z">
         <w:r>
           <w:delText xml:space="preserve"> </w:delText>
         </w:r>
       </w:del>
-      <w:del w:id="169" w:author="PR Preview" w:date="2026-01-01T00:00:00Z">
+      <w:del w:id="183" w:author="PR Preview" w:date="2026-01-01T00:00:00Z">
         <w:r>
           <w:delText xml:space="preserve">test file,</w:delText>
         </w:r>
       </w:del>
-      <w:del w:id="170" w:author="PR Preview" w:date="2026-01-01T00:00:00Z">
+      <w:del w:id="184" w:author="PR Preview" w:date="2026-01-01T00:00:00Z">
         <w:r>
           <w:delText xml:space="preserve"> </w:delText>
         </w:r>
       </w:del>
-      <w:del w:id="171" w:author="PR Preview" w:date="2026-01-01T00:00:00Z">
+      <w:del w:id="185" w:author="PR Preview" w:date="2026-01-01T00:00:00Z">
         <w:r>
           <w:delText xml:space="preserve">and</w:delText>
         </w:r>
       </w:del>
-      <w:del w:id="172" w:author="PR Preview" w:date="2026-01-01T00:00:00Z">
+      <w:del w:id="186" w:author="PR Preview" w:date="2026-01-01T00:00:00Z">
         <w:r>
           <w:delText xml:space="preserve"> </w:delText>
         </w:r>
       </w:del>
-      <w:del w:id="173" w:author="PR Preview" w:date="2026-01-01T00:00:00Z">
+      <w:del w:id="187" w:author="PR Preview" w:date="2026-01-01T00:00:00Z">
         <w:r>
           <w:rPr>
             <w:rStyle w:val="VerbatimChar"/>
@@ -9337,33 +9391,33 @@
           <w:delText xml:space="preserve">devtools::test()</w:delText>
         </w:r>
       </w:del>
-      <w:del w:id="174" w:author="PR Preview" w:date="2026-01-01T00:00:00Z">
+      <w:del w:id="188" w:author="PR Preview" w:date="2026-01-01T00:00:00Z">
         <w:r>
           <w:delText xml:space="preserve"> </w:delText>
         </w:r>
       </w:del>
-      <w:del w:id="175" w:author="PR Preview" w:date="2026-01-01T00:00:00Z">
+      <w:del w:id="189" w:author="PR Preview" w:date="2026-01-01T00:00:00Z">
         <w:r>
           <w:delText xml:space="preserve">runs the suite</w:delText>
         </w:r>
       </w:del>
-      <w:del w:id="176" w:author="PR Preview" w:date="2026-01-01T00:00:00Z">
+      <w:del w:id="190" w:author="PR Preview" w:date="2026-01-01T00:00:00Z">
         <w:r>
           <w:delText xml:space="preserve"> </w:delText>
         </w:r>
       </w:del>
-      <w:del w:id="177" w:author="PR Preview" w:date="2026-01-01T00:00:00Z">
+      <w:del w:id="191" w:author="PR Preview" w:date="2026-01-01T00:00:00Z">
         <w:r>
           <w:delText xml:space="preserve">(see</w:delText>
         </w:r>
       </w:del>
-      <w:del w:id="178" w:author="PR Preview" w:date="2026-01-01T00:00:00Z">
+      <w:del w:id="192" w:author="PR Preview" w:date="2026-01-01T00:00:00Z">
         <w:r>
           <w:delText xml:space="preserve"> </w:delText>
         </w:r>
       </w:del>
       <w:hyperlink r:id="rId62">
-        <w:del w:id="179" w:author="PR Preview" w:date="2026-01-01T00:00:00Z">
+        <w:del w:id="193" w:author="PR Preview" w:date="2026-01-01T00:00:00Z">
           <w:r>
             <w:rPr>
               <w:rStyle w:val="Hyperlink"/>
@@ -9371,7 +9425,7 @@
             <w:delText xml:space="preserve">R Packages, ch. </w:delText>
           </w:r>
         </w:del>
-        <w:del w:id="180" w:author="PR Preview" w:date="2026-01-01T00:00:00Z">
+        <w:del w:id="194" w:author="PR Preview" w:date="2026-01-01T00:00:00Z">
           <w:r>
             <w:rPr>
               <w:rStyle w:val="Hyperlink"/>
@@ -9380,7 +9434,7 @@
           </w:r>
         </w:del>
       </w:hyperlink>
-      <w:del w:id="181" w:author="PR Preview" w:date="2026-01-01T00:00:00Z">
+      <w:del w:id="195" w:author="PR Preview" w:date="2026-01-01T00:00:00Z">
         <w:r>
           <w:delText xml:space="preserve">).</w:delText>
         </w:r>
@@ -9394,43 +9448,43 @@
           <w:numId w:val="1018"/>
         </w:numPr>
       </w:pPr>
-      <w:ins w:id="182" w:author="PR Preview" w:date="2026-01-01T00:00:00Z">
+      <w:ins w:id="196" w:author="PR Preview" w:date="2026-01-01T00:00:00Z">
         <w:r>
           <w:t xml:space="preserve">Code written to be testable tends toward</w:t>
         </w:r>
       </w:ins>
-      <w:ins w:id="183" w:author="PR Preview" w:date="2026-01-01T00:00:00Z">
+      <w:ins w:id="197" w:author="PR Preview" w:date="2026-01-01T00:00:00Z">
         <w:r>
           <w:t xml:space="preserve"> </w:t>
         </w:r>
       </w:ins>
-      <w:ins w:id="184" w:author="PR Preview" w:date="2026-01-01T00:00:00Z">
+      <w:ins w:id="198" w:author="PR Preview" w:date="2026-01-01T00:00:00Z">
         <w:r>
           <w:t xml:space="preserve">small, single-purpose functions with explicit inputs and outputs —</w:t>
         </w:r>
       </w:ins>
-      <w:ins w:id="185" w:author="PR Preview" w:date="2026-01-01T00:00:00Z">
+      <w:ins w:id="199" w:author="PR Preview" w:date="2026-01-01T00:00:00Z">
         <w:r>
           <w:t xml:space="preserve"> </w:t>
         </w:r>
       </w:ins>
-      <w:ins w:id="186" w:author="PR Preview" w:date="2026-01-01T00:00:00Z">
+      <w:ins w:id="200" w:author="PR Preview" w:date="2026-01-01T00:00:00Z">
         <w:r>
           <w:t xml:space="preserve">the same design the function-decomposition</w:t>
         </w:r>
       </w:ins>
-      <w:ins w:id="187" w:author="PR Preview" w:date="2026-01-01T00:00:00Z">
+      <w:ins w:id="201" w:author="PR Preview" w:date="2026-01-01T00:00:00Z">
         <w:r>
           <w:t xml:space="preserve"> </w:t>
         </w:r>
       </w:ins>
-      <w:ins w:id="188" w:author="PR Preview" w:date="2026-01-01T00:00:00Z">
+      <w:ins w:id="202" w:author="PR Preview" w:date="2026-01-01T00:00:00Z">
         <w:r>
           <w:t xml:space="preserve">guidance (</w:t>
         </w:r>
       </w:ins>
       <w:hyperlink w:anchor="sec-function-decomposition">
-        <w:ins w:id="189" w:author="PR Preview" w:date="2026-01-01T00:00:00Z">
+        <w:ins w:id="203" w:author="PR Preview" w:date="2026-01-01T00:00:00Z">
           <w:r>
             <w:rPr>
               <w:rStyle w:val="Hyperlink"/>
@@ -9439,7 +9493,7 @@
           </w:r>
         </w:ins>
       </w:hyperlink>
-      <w:ins w:id="190" w:author="PR Preview" w:date="2026-01-01T00:00:00Z">
+      <w:ins w:id="204" w:author="PR Preview" w:date="2026-01-01T00:00:00Z">
         <w:r>
           <w:t xml:space="preserve">) pushes toward.</w:t>
         </w:r>
@@ -9449,23 +9503,23 @@
       <w:pPr>
         <w:pStyle w:val="FirstParagraph"/>
       </w:pPr>
-      <w:ins w:id="191" w:author="PR Preview" w:date="2026-01-01T00:00:00Z">
+      <w:ins w:id="205" w:author="PR Preview" w:date="2026-01-01T00:00:00Z">
         <w:r>
           <w:t xml:space="preserve">You do not have to practice strict TDD to benefit from it.</w:t>
         </w:r>
       </w:ins>
-      <w:ins w:id="192" w:author="PR Preview" w:date="2026-01-01T00:00:00Z">
+      <w:ins w:id="206" w:author="PR Preview" w:date="2026-01-01T00:00:00Z">
         <w:r>
           <w:t xml:space="preserve"> </w:t>
         </w:r>
       </w:ins>
-      <w:ins w:id="193" w:author="PR Preview" w:date="2026-01-01T00:00:00Z">
+      <w:ins w:id="207" w:author="PR Preview" w:date="2026-01-01T00:00:00Z">
         <w:r>
           <w:t xml:space="preserve">The testing guidance (</w:t>
         </w:r>
       </w:ins>
       <w:hyperlink w:anchor="sec-r-testing">
-        <w:ins w:id="194" w:author="PR Preview" w:date="2026-01-01T00:00:00Z">
+        <w:ins w:id="208" w:author="PR Preview" w:date="2026-01-01T00:00:00Z">
           <w:r>
             <w:rPr>
               <w:rStyle w:val="Hyperlink"/>
@@ -9474,27 +9528,27 @@
           </w:r>
         </w:ins>
       </w:hyperlink>
-      <w:ins w:id="195" w:author="PR Preview" w:date="2026-01-01T00:00:00Z">
+      <w:ins w:id="209" w:author="PR Preview" w:date="2026-01-01T00:00:00Z">
         <w:r>
           <w:t xml:space="preserve">) already applies its core move —</w:t>
         </w:r>
       </w:ins>
-      <w:ins w:id="196" w:author="PR Preview" w:date="2026-01-01T00:00:00Z">
+      <w:ins w:id="210" w:author="PR Preview" w:date="2026-01-01T00:00:00Z">
         <w:r>
           <w:t xml:space="preserve"> </w:t>
         </w:r>
       </w:ins>
-      <w:ins w:id="197" w:author="PR Preview" w:date="2026-01-01T00:00:00Z">
+      <w:ins w:id="211" w:author="PR Preview" w:date="2026-01-01T00:00:00Z">
         <w:r>
           <w:t xml:space="preserve">establish tests</w:t>
         </w:r>
       </w:ins>
-      <w:ins w:id="198" w:author="PR Preview" w:date="2026-01-01T00:00:00Z">
+      <w:ins w:id="212" w:author="PR Preview" w:date="2026-01-01T00:00:00Z">
         <w:r>
           <w:t xml:space="preserve"> </w:t>
         </w:r>
       </w:ins>
-      <w:ins w:id="199" w:author="PR Preview" w:date="2026-01-01T00:00:00Z">
+      <w:ins w:id="213" w:author="PR Preview" w:date="2026-01-01T00:00:00Z">
         <w:r>
           <w:rPr>
             <w:i/>
@@ -9503,52 +9557,52 @@
           <w:t xml:space="preserve">before</w:t>
         </w:r>
       </w:ins>
-      <w:ins w:id="200" w:author="PR Preview" w:date="2026-01-01T00:00:00Z">
+      <w:ins w:id="214" w:author="PR Preview" w:date="2026-01-01T00:00:00Z">
         <w:r>
           <w:t xml:space="preserve"> </w:t>
         </w:r>
       </w:ins>
-      <w:ins w:id="201" w:author="PR Preview" w:date="2026-01-01T00:00:00Z">
+      <w:ins w:id="215" w:author="PR Preview" w:date="2026-01-01T00:00:00Z">
         <w:r>
           <w:t xml:space="preserve">modifying existing functions —</w:t>
         </w:r>
       </w:ins>
-      <w:ins w:id="202" w:author="PR Preview" w:date="2026-01-01T00:00:00Z">
+      <w:ins w:id="216" w:author="PR Preview" w:date="2026-01-01T00:00:00Z">
         <w:r>
           <w:t xml:space="preserve"> </w:t>
         </w:r>
       </w:ins>
-      <w:ins w:id="203" w:author="PR Preview" w:date="2026-01-01T00:00:00Z">
+      <w:ins w:id="217" w:author="PR Preview" w:date="2026-01-01T00:00:00Z">
         <w:r>
           <w:t xml:space="preserve">and writing the test first is just that same discipline</w:t>
         </w:r>
       </w:ins>
-      <w:ins w:id="204" w:author="PR Preview" w:date="2026-01-01T00:00:00Z">
+      <w:ins w:id="218" w:author="PR Preview" w:date="2026-01-01T00:00:00Z">
         <w:r>
           <w:t xml:space="preserve"> </w:t>
         </w:r>
       </w:ins>
-      <w:ins w:id="205" w:author="PR Preview" w:date="2026-01-01T00:00:00Z">
+      <w:ins w:id="219" w:author="PR Preview" w:date="2026-01-01T00:00:00Z">
         <w:r>
           <w:t xml:space="preserve">applied to new code as well.</w:t>
         </w:r>
       </w:ins>
-      <w:ins w:id="206" w:author="PR Preview" w:date="2026-01-01T00:00:00Z">
+      <w:ins w:id="220" w:author="PR Preview" w:date="2026-01-01T00:00:00Z">
         <w:r>
           <w:t xml:space="preserve"> </w:t>
         </w:r>
       </w:ins>
-      <w:ins w:id="207" w:author="PR Preview" w:date="2026-01-01T00:00:00Z">
+      <w:ins w:id="221" w:author="PR Preview" w:date="2026-01-01T00:00:00Z">
         <w:r>
           <w:t xml:space="preserve">In R packages, the mechanics are light:</w:t>
         </w:r>
       </w:ins>
-      <w:ins w:id="208" w:author="PR Preview" w:date="2026-01-01T00:00:00Z">
+      <w:ins w:id="222" w:author="PR Preview" w:date="2026-01-01T00:00:00Z">
         <w:r>
           <w:t xml:space="preserve"> </w:t>
         </w:r>
       </w:ins>
-      <w:ins w:id="209" w:author="PR Preview" w:date="2026-01-01T00:00:00Z">
+      <w:ins w:id="223" w:author="PR Preview" w:date="2026-01-01T00:00:00Z">
         <w:r>
           <w:rPr>
             <w:rStyle w:val="VerbatimChar"/>
@@ -9556,23 +9610,23 @@
           <w:t xml:space="preserve">usethis::use_test()</w:t>
         </w:r>
       </w:ins>
-      <w:ins w:id="210" w:author="PR Preview" w:date="2026-01-01T00:00:00Z">
+      <w:ins w:id="224" w:author="PR Preview" w:date="2026-01-01T00:00:00Z">
         <w:r>
           <w:t xml:space="preserve"> </w:t>
         </w:r>
       </w:ins>
-      <w:ins w:id="211" w:author="PR Preview" w:date="2026-01-01T00:00:00Z">
+      <w:ins w:id="225" w:author="PR Preview" w:date="2026-01-01T00:00:00Z">
         <w:r>
           <w:t xml:space="preserve">creates the matching</w:t>
         </w:r>
       </w:ins>
-      <w:ins w:id="212" w:author="PR Preview" w:date="2026-01-01T00:00:00Z">
+      <w:ins w:id="226" w:author="PR Preview" w:date="2026-01-01T00:00:00Z">
         <w:r>
           <w:t xml:space="preserve"> </w:t>
         </w:r>
       </w:ins>
       <w:hyperlink r:id="rId39">
-        <w:ins w:id="213" w:author="PR Preview" w:date="2026-01-01T00:00:00Z">
+        <w:ins w:id="227" w:author="PR Preview" w:date="2026-01-01T00:00:00Z">
           <w:r>
             <w:rPr>
               <w:rStyle w:val="VerbatimChar"/>
@@ -9581,32 +9635,32 @@
           </w:r>
         </w:ins>
       </w:hyperlink>
-      <w:ins w:id="214" w:author="PR Preview" w:date="2026-01-01T00:00:00Z">
+      <w:ins w:id="228" w:author="PR Preview" w:date="2026-01-01T00:00:00Z">
         <w:r>
           <w:t xml:space="preserve"> </w:t>
         </w:r>
       </w:ins>
-      <w:ins w:id="215" w:author="PR Preview" w:date="2026-01-01T00:00:00Z">
+      <w:ins w:id="229" w:author="PR Preview" w:date="2026-01-01T00:00:00Z">
         <w:r>
           <w:t xml:space="preserve">test file,</w:t>
         </w:r>
       </w:ins>
-      <w:ins w:id="216" w:author="PR Preview" w:date="2026-01-01T00:00:00Z">
+      <w:ins w:id="230" w:author="PR Preview" w:date="2026-01-01T00:00:00Z">
         <w:r>
           <w:t xml:space="preserve"> </w:t>
         </w:r>
       </w:ins>
-      <w:ins w:id="217" w:author="PR Preview" w:date="2026-01-01T00:00:00Z">
+      <w:ins w:id="231" w:author="PR Preview" w:date="2026-01-01T00:00:00Z">
         <w:r>
           <w:t xml:space="preserve">and</w:t>
         </w:r>
       </w:ins>
-      <w:ins w:id="218" w:author="PR Preview" w:date="2026-01-01T00:00:00Z">
+      <w:ins w:id="232" w:author="PR Preview" w:date="2026-01-01T00:00:00Z">
         <w:r>
           <w:t xml:space="preserve"> </w:t>
         </w:r>
       </w:ins>
-      <w:ins w:id="219" w:author="PR Preview" w:date="2026-01-01T00:00:00Z">
+      <w:ins w:id="233" w:author="PR Preview" w:date="2026-01-01T00:00:00Z">
         <w:r>
           <w:rPr>
             <w:rStyle w:val="VerbatimChar"/>
@@ -9614,33 +9668,33 @@
           <w:t xml:space="preserve">devtools::test()</w:t>
         </w:r>
       </w:ins>
-      <w:ins w:id="220" w:author="PR Preview" w:date="2026-01-01T00:00:00Z">
+      <w:ins w:id="234" w:author="PR Preview" w:date="2026-01-01T00:00:00Z">
         <w:r>
           <w:t xml:space="preserve"> </w:t>
         </w:r>
       </w:ins>
-      <w:ins w:id="221" w:author="PR Preview" w:date="2026-01-01T00:00:00Z">
+      <w:ins w:id="235" w:author="PR Preview" w:date="2026-01-01T00:00:00Z">
         <w:r>
           <w:t xml:space="preserve">runs the suite</w:t>
         </w:r>
       </w:ins>
-      <w:ins w:id="222" w:author="PR Preview" w:date="2026-01-01T00:00:00Z">
+      <w:ins w:id="236" w:author="PR Preview" w:date="2026-01-01T00:00:00Z">
         <w:r>
           <w:t xml:space="preserve"> </w:t>
         </w:r>
       </w:ins>
-      <w:ins w:id="223" w:author="PR Preview" w:date="2026-01-01T00:00:00Z">
+      <w:ins w:id="237" w:author="PR Preview" w:date="2026-01-01T00:00:00Z">
         <w:r>
           <w:t xml:space="preserve">(see</w:t>
         </w:r>
       </w:ins>
-      <w:ins w:id="224" w:author="PR Preview" w:date="2026-01-01T00:00:00Z">
+      <w:ins w:id="238" w:author="PR Preview" w:date="2026-01-01T00:00:00Z">
         <w:r>
           <w:t xml:space="preserve"> </w:t>
         </w:r>
       </w:ins>
       <w:hyperlink r:id="rId62">
-        <w:ins w:id="225" w:author="PR Preview" w:date="2026-01-01T00:00:00Z">
+        <w:ins w:id="239" w:author="PR Preview" w:date="2026-01-01T00:00:00Z">
           <w:r>
             <w:rPr>
               <w:rStyle w:val="Hyperlink"/>
@@ -9648,7 +9702,7 @@
             <w:t xml:space="preserve">R Packages, ch. </w:t>
           </w:r>
         </w:ins>
-        <w:ins w:id="226" w:author="PR Preview" w:date="2026-01-01T00:00:00Z">
+        <w:ins w:id="240" w:author="PR Preview" w:date="2026-01-01T00:00:00Z">
           <w:r>
             <w:rPr>
               <w:rStyle w:val="Hyperlink"/>
@@ -9657,7 +9711,7 @@
           </w:r>
         </w:ins>
       </w:hyperlink>
-      <w:ins w:id="227" w:author="PR Preview" w:date="2026-01-01T00:00:00Z">
+      <w:ins w:id="241" w:author="PR Preview" w:date="2026-01-01T00:00:00Z">
         <w:r>
           <w:t xml:space="preserve">).</w:t>
         </w:r>
@@ -17144,7 +17198,7 @@
       <w:pPr>
         <w:pStyle w:val="SourceCode"/>
       </w:pPr>
-      <w:del w:id="228" w:author="PR Preview" w:date="2026-01-01T00:00:00Z">
+      <w:del w:id="242" w:author="PR Preview" w:date="2026-01-01T00:00:00Z">
         <w:r>
           <w:rPr>
             <w:rStyle w:val="CommentTok"/>
@@ -17152,12 +17206,12 @@
           <w:delText xml:space="preserve"># Good: Realistic data size</w:delText>
         </w:r>
       </w:del>
-      <w:del w:id="229" w:author="PR Preview" w:date="2026-01-01T00:00:00Z">
+      <w:del w:id="243" w:author="PR Preview" w:date="2026-01-01T00:00:00Z">
         <w:r>
           <w:br/>
         </w:r>
       </w:del>
-      <w:del w:id="230" w:author="PR Preview" w:date="2026-01-01T00:00:00Z">
+      <w:del w:id="244" w:author="PR Preview" w:date="2026-01-01T00:00:00Z">
         <w:r>
           <w:rPr>
             <w:rStyle w:val="NormalTok"/>
@@ -17165,7 +17219,7 @@
           <w:delText xml:space="preserve">n </w:delText>
         </w:r>
       </w:del>
-      <w:del w:id="231" w:author="PR Preview" w:date="2026-01-01T00:00:00Z">
+      <w:del w:id="245" w:author="PR Preview" w:date="2026-01-01T00:00:00Z">
         <w:r>
           <w:rPr>
             <w:rStyle w:val="OtherTok"/>
@@ -17173,7 +17227,7 @@
           <w:delText xml:space="preserve">&lt;-</w:delText>
         </w:r>
       </w:del>
-      <w:del w:id="232" w:author="PR Preview" w:date="2026-01-01T00:00:00Z">
+      <w:del w:id="246" w:author="PR Preview" w:date="2026-01-01T00:00:00Z">
         <w:r>
           <w:rPr>
             <w:rStyle w:val="NormalTok"/>
@@ -17181,7 +17235,7 @@
           <w:delText xml:space="preserve"> </w:delText>
         </w:r>
       </w:del>
-      <w:del w:id="233" w:author="PR Preview" w:date="2026-01-01T00:00:00Z">
+      <w:del w:id="247" w:author="PR Preview" w:date="2026-01-01T00:00:00Z">
         <w:r>
           <w:rPr>
             <w:rStyle w:val="DecValTok"/>
@@ -17189,7 +17243,7 @@
           <w:delText xml:space="preserve">50000</w:delText>
         </w:r>
       </w:del>
-      <w:del w:id="234" w:author="PR Preview" w:date="2026-01-01T00:00:00Z">
+      <w:del w:id="248" w:author="PR Preview" w:date="2026-01-01T00:00:00Z">
         <w:r>
           <w:rPr>
             <w:rStyle w:val="NormalTok"/>
@@ -17197,7 +17251,7 @@
           <w:delText xml:space="preserve">  </w:delText>
         </w:r>
       </w:del>
-      <w:del w:id="235" w:author="PR Preview" w:date="2026-01-01T00:00:00Z">
+      <w:del w:id="249" w:author="PR Preview" w:date="2026-01-01T00:00:00Z">
         <w:r>
           <w:rPr>
             <w:rStyle w:val="CommentTok"/>
@@ -17205,12 +17259,12 @@
           <w:delText xml:space="preserve"># Typical cohort size in our studies</w:delText>
         </w:r>
       </w:del>
-      <w:del w:id="236" w:author="PR Preview" w:date="2026-01-01T00:00:00Z">
+      <w:del w:id="250" w:author="PR Preview" w:date="2026-01-01T00:00:00Z">
         <w:r>
           <w:br/>
         </w:r>
       </w:del>
-      <w:del w:id="237" w:author="PR Preview" w:date="2026-01-01T00:00:00Z">
+      <w:del w:id="251" w:author="PR Preview" w:date="2026-01-01T00:00:00Z">
         <w:r>
           <w:rPr>
             <w:rStyle w:val="NormalTok"/>
@@ -17218,7 +17272,7 @@
           <w:delText xml:space="preserve">test_data </w:delText>
         </w:r>
       </w:del>
-      <w:del w:id="238" w:author="PR Preview" w:date="2026-01-01T00:00:00Z">
+      <w:del w:id="252" w:author="PR Preview" w:date="2026-01-01T00:00:00Z">
         <w:r>
           <w:rPr>
             <w:rStyle w:val="OtherTok"/>
@@ -17226,7 +17280,7 @@
           <w:delText xml:space="preserve">&lt;-</w:delText>
         </w:r>
       </w:del>
-      <w:del w:id="239" w:author="PR Preview" w:date="2026-01-01T00:00:00Z">
+      <w:del w:id="253" w:author="PR Preview" w:date="2026-01-01T00:00:00Z">
         <w:r>
           <w:rPr>
             <w:rStyle w:val="NormalTok"/>
@@ -17234,7 +17288,7 @@
           <w:delText xml:space="preserve"> </w:delText>
         </w:r>
       </w:del>
-      <w:del w:id="240" w:author="PR Preview" w:date="2026-01-01T00:00:00Z">
+      <w:del w:id="254" w:author="PR Preview" w:date="2026-01-01T00:00:00Z">
         <w:r>
           <w:rPr>
             <w:rStyle w:val="FunctionTok"/>
@@ -17242,7 +17296,7 @@
           <w:delText xml:space="preserve">generate_realistic_cohort</w:delText>
         </w:r>
       </w:del>
-      <w:del w:id="241" w:author="PR Preview" w:date="2026-01-01T00:00:00Z">
+      <w:del w:id="255" w:author="PR Preview" w:date="2026-01-01T00:00:00Z">
         <w:r>
           <w:rPr>
             <w:rStyle w:val="NormalTok"/>
@@ -17250,17 +17304,17 @@
           <w:delText xml:space="preserve">(n)</w:delText>
         </w:r>
       </w:del>
-      <w:del w:id="242" w:author="PR Preview" w:date="2026-01-01T00:00:00Z">
+      <w:del w:id="256" w:author="PR Preview" w:date="2026-01-01T00:00:00Z">
         <w:r>
           <w:br/>
         </w:r>
       </w:del>
-      <w:del w:id="243" w:author="PR Preview" w:date="2026-01-01T00:00:00Z">
+      <w:del w:id="257" w:author="PR Preview" w:date="2026-01-01T00:00:00Z">
         <w:r>
           <w:br/>
         </w:r>
       </w:del>
-      <w:del w:id="244" w:author="PR Preview" w:date="2026-01-01T00:00:00Z">
+      <w:del w:id="258" w:author="PR Preview" w:date="2026-01-01T00:00:00Z">
         <w:r>
           <w:rPr>
             <w:rStyle w:val="CommentTok"/>
@@ -17268,12 +17322,12 @@
           <w:delText xml:space="preserve"># Avoid: Unrealistically small data</w:delText>
         </w:r>
       </w:del>
-      <w:del w:id="245" w:author="PR Preview" w:date="2026-01-01T00:00:00Z">
+      <w:del w:id="259" w:author="PR Preview" w:date="2026-01-01T00:00:00Z">
         <w:r>
           <w:br/>
         </w:r>
       </w:del>
-      <w:del w:id="246" w:author="PR Preview" w:date="2026-01-01T00:00:00Z">
+      <w:del w:id="260" w:author="PR Preview" w:date="2026-01-01T00:00:00Z">
         <w:r>
           <w:rPr>
             <w:rStyle w:val="NormalTok"/>
@@ -17281,7 +17335,7 @@
           <w:delText xml:space="preserve">n </w:delText>
         </w:r>
       </w:del>
-      <w:del w:id="247" w:author="PR Preview" w:date="2026-01-01T00:00:00Z">
+      <w:del w:id="261" w:author="PR Preview" w:date="2026-01-01T00:00:00Z">
         <w:r>
           <w:rPr>
             <w:rStyle w:val="OtherTok"/>
@@ -17289,7 +17343,7 @@
           <w:delText xml:space="preserve">&lt;-</w:delText>
         </w:r>
       </w:del>
-      <w:del w:id="248" w:author="PR Preview" w:date="2026-01-01T00:00:00Z">
+      <w:del w:id="262" w:author="PR Preview" w:date="2026-01-01T00:00:00Z">
         <w:r>
           <w:rPr>
             <w:rStyle w:val="NormalTok"/>
@@ -17297,7 +17351,7 @@
           <w:delText xml:space="preserve"> </w:delText>
         </w:r>
       </w:del>
-      <w:del w:id="249" w:author="PR Preview" w:date="2026-01-01T00:00:00Z">
+      <w:del w:id="263" w:author="PR Preview" w:date="2026-01-01T00:00:00Z">
         <w:r>
           <w:rPr>
             <w:rStyle w:val="DecValTok"/>
@@ -17310,7 +17364,7 @@
       <w:pPr>
         <w:pStyle w:val="SourceCode"/>
       </w:pPr>
-      <w:ins w:id="250" w:author="PR Preview" w:date="2026-01-01T00:00:00Z">
+      <w:ins w:id="264" w:author="PR Preview" w:date="2026-01-01T00:00:00Z">
         <w:r>
           <w:rPr>
             <w:rStyle w:val="CommentTok"/>
@@ -17318,12 +17372,12 @@
           <w:t xml:space="preserve"># Good: Realistic data size</w:t>
         </w:r>
       </w:ins>
-      <w:ins w:id="251" w:author="PR Preview" w:date="2026-01-01T00:00:00Z">
+      <w:ins w:id="265" w:author="PR Preview" w:date="2026-01-01T00:00:00Z">
         <w:r>
           <w:br/>
         </w:r>
       </w:ins>
-      <w:ins w:id="252" w:author="PR Preview" w:date="2026-01-01T00:00:00Z">
+      <w:ins w:id="266" w:author="PR Preview" w:date="2026-01-01T00:00:00Z">
         <w:r>
           <w:rPr>
             <w:rStyle w:val="NormalTok"/>
@@ -17331,7 +17385,7 @@
           <w:t xml:space="preserve">n </w:t>
         </w:r>
       </w:ins>
-      <w:ins w:id="253" w:author="PR Preview" w:date="2026-01-01T00:00:00Z">
+      <w:ins w:id="267" w:author="PR Preview" w:date="2026-01-01T00:00:00Z">
         <w:r>
           <w:rPr>
             <w:rStyle w:val="OtherTok"/>
@@ -17339,7 +17393,7 @@
           <w:t xml:space="preserve">&lt;-</w:t>
         </w:r>
       </w:ins>
-      <w:ins w:id="254" w:author="PR Preview" w:date="2026-01-01T00:00:00Z">
+      <w:ins w:id="268" w:author="PR Preview" w:date="2026-01-01T00:00:00Z">
         <w:r>
           <w:rPr>
             <w:rStyle w:val="NormalTok"/>
@@ -17347,7 +17401,7 @@
           <w:t xml:space="preserve"> </w:t>
         </w:r>
       </w:ins>
-      <w:ins w:id="255" w:author="PR Preview" w:date="2026-01-01T00:00:00Z">
+      <w:ins w:id="269" w:author="PR Preview" w:date="2026-01-01T00:00:00Z">
         <w:r>
           <w:rPr>
             <w:rStyle w:val="DecValTok"/>
@@ -17355,7 +17409,7 @@
           <w:t xml:space="preserve">50000</w:t>
         </w:r>
       </w:ins>
-      <w:ins w:id="256" w:author="PR Preview" w:date="2026-01-01T00:00:00Z">
+      <w:ins w:id="270" w:author="PR Preview" w:date="2026-01-01T00:00:00Z">
         <w:r>
           <w:rPr>
             <w:rStyle w:val="NormalTok"/>
@@ -17363,7 +17417,7 @@
           <w:t xml:space="preserve">  </w:t>
         </w:r>
       </w:ins>
-      <w:ins w:id="257" w:author="PR Preview" w:date="2026-01-01T00:00:00Z">
+      <w:ins w:id="271" w:author="PR Preview" w:date="2026-01-01T00:00:00Z">
         <w:r>
           <w:rPr>
             <w:rStyle w:val="CommentTok"/>
@@ -17371,12 +17425,12 @@
           <w:t xml:space="preserve"># Typical cohort size in a large study</w:t>
         </w:r>
       </w:ins>
-      <w:ins w:id="258" w:author="PR Preview" w:date="2026-01-01T00:00:00Z">
+      <w:ins w:id="272" w:author="PR Preview" w:date="2026-01-01T00:00:00Z">
         <w:r>
           <w:br/>
         </w:r>
       </w:ins>
-      <w:ins w:id="259" w:author="PR Preview" w:date="2026-01-01T00:00:00Z">
+      <w:ins w:id="273" w:author="PR Preview" w:date="2026-01-01T00:00:00Z">
         <w:r>
           <w:rPr>
             <w:rStyle w:val="NormalTok"/>
@@ -17384,7 +17438,7 @@
           <w:t xml:space="preserve">test_data </w:t>
         </w:r>
       </w:ins>
-      <w:ins w:id="260" w:author="PR Preview" w:date="2026-01-01T00:00:00Z">
+      <w:ins w:id="274" w:author="PR Preview" w:date="2026-01-01T00:00:00Z">
         <w:r>
           <w:rPr>
             <w:rStyle w:val="OtherTok"/>
@@ -17392,7 +17446,7 @@
           <w:t xml:space="preserve">&lt;-</w:t>
         </w:r>
       </w:ins>
-      <w:ins w:id="261" w:author="PR Preview" w:date="2026-01-01T00:00:00Z">
+      <w:ins w:id="275" w:author="PR Preview" w:date="2026-01-01T00:00:00Z">
         <w:r>
           <w:rPr>
             <w:rStyle w:val="NormalTok"/>
@@ -17400,7 +17454,7 @@
           <w:t xml:space="preserve"> </w:t>
         </w:r>
       </w:ins>
-      <w:ins w:id="262" w:author="PR Preview" w:date="2026-01-01T00:00:00Z">
+      <w:ins w:id="276" w:author="PR Preview" w:date="2026-01-01T00:00:00Z">
         <w:r>
           <w:rPr>
             <w:rStyle w:val="FunctionTok"/>
@@ -17408,7 +17462,7 @@
           <w:t xml:space="preserve">generate_realistic_cohort</w:t>
         </w:r>
       </w:ins>
-      <w:ins w:id="263" w:author="PR Preview" w:date="2026-01-01T00:00:00Z">
+      <w:ins w:id="277" w:author="PR Preview" w:date="2026-01-01T00:00:00Z">
         <w:r>
           <w:rPr>
             <w:rStyle w:val="NormalTok"/>
@@ -17416,17 +17470,17 @@
           <w:t xml:space="preserve">(n)</w:t>
         </w:r>
       </w:ins>
-      <w:ins w:id="264" w:author="PR Preview" w:date="2026-01-01T00:00:00Z">
+      <w:ins w:id="278" w:author="PR Preview" w:date="2026-01-01T00:00:00Z">
         <w:r>
           <w:br/>
         </w:r>
       </w:ins>
-      <w:ins w:id="265" w:author="PR Preview" w:date="2026-01-01T00:00:00Z">
+      <w:ins w:id="279" w:author="PR Preview" w:date="2026-01-01T00:00:00Z">
         <w:r>
           <w:br/>
         </w:r>
       </w:ins>
-      <w:ins w:id="266" w:author="PR Preview" w:date="2026-01-01T00:00:00Z">
+      <w:ins w:id="280" w:author="PR Preview" w:date="2026-01-01T00:00:00Z">
         <w:r>
           <w:rPr>
             <w:rStyle w:val="CommentTok"/>
@@ -17434,12 +17488,12 @@
           <w:t xml:space="preserve"># Avoid: Unrealistically small data</w:t>
         </w:r>
       </w:ins>
-      <w:ins w:id="267" w:author="PR Preview" w:date="2026-01-01T00:00:00Z">
+      <w:ins w:id="281" w:author="PR Preview" w:date="2026-01-01T00:00:00Z">
         <w:r>
           <w:br/>
         </w:r>
       </w:ins>
-      <w:ins w:id="268" w:author="PR Preview" w:date="2026-01-01T00:00:00Z">
+      <w:ins w:id="282" w:author="PR Preview" w:date="2026-01-01T00:00:00Z">
         <w:r>
           <w:rPr>
             <w:rStyle w:val="NormalTok"/>
@@ -17447,7 +17501,7 @@
           <w:t xml:space="preserve">n </w:t>
         </w:r>
       </w:ins>
-      <w:ins w:id="269" w:author="PR Preview" w:date="2026-01-01T00:00:00Z">
+      <w:ins w:id="283" w:author="PR Preview" w:date="2026-01-01T00:00:00Z">
         <w:r>
           <w:rPr>
             <w:rStyle w:val="OtherTok"/>
@@ -17455,7 +17509,7 @@
           <w:t xml:space="preserve">&lt;-</w:t>
         </w:r>
       </w:ins>
-      <w:ins w:id="270" w:author="PR Preview" w:date="2026-01-01T00:00:00Z">
+      <w:ins w:id="284" w:author="PR Preview" w:date="2026-01-01T00:00:00Z">
         <w:r>
           <w:rPr>
             <w:rStyle w:val="NormalTok"/>
@@ -17463,7 +17517,7 @@
           <w:t xml:space="preserve"> </w:t>
         </w:r>
       </w:ins>
-      <w:ins w:id="271" w:author="PR Preview" w:date="2026-01-01T00:00:00Z">
+      <w:ins w:id="285" w:author="PR Preview" w:date="2026-01-01T00:00:00Z">
         <w:r>
           <w:rPr>
             <w:rStyle w:val="DecValTok"/>
@@ -22907,18 +22961,18 @@
       <w:pPr>
         <w:pStyle w:val="BodyText"/>
       </w:pPr>
-      <w:del w:id="272" w:author="PR Preview" w:date="2026-01-01T00:00:00Z">
+      <w:del w:id="286" w:author="PR Preview" w:date="2026-01-01T00:00:00Z">
         <w:r>
           <w:delText xml:space="preserve">We use</w:delText>
         </w:r>
       </w:del>
-      <w:del w:id="273" w:author="PR Preview" w:date="2026-01-01T00:00:00Z">
+      <w:del w:id="287" w:author="PR Preview" w:date="2026-01-01T00:00:00Z">
         <w:r>
           <w:delText xml:space="preserve"> </w:delText>
         </w:r>
       </w:del>
       <w:hyperlink r:id="rId38">
-        <w:del w:id="274" w:author="PR Preview" w:date="2026-01-01T00:00:00Z">
+        <w:del w:id="288" w:author="PR Preview" w:date="2026-01-01T00:00:00Z">
           <w:r>
             <w:rPr>
               <w:rStyle w:val="VerbatimChar"/>
@@ -22927,47 +22981,47 @@
           </w:r>
         </w:del>
       </w:hyperlink>
-      <w:del w:id="275" w:author="PR Preview" w:date="2026-01-01T00:00:00Z">
+      <w:del w:id="289" w:author="PR Preview" w:date="2026-01-01T00:00:00Z">
         <w:r>
           <w:delText xml:space="preserve"> </w:delText>
         </w:r>
       </w:del>
-      <w:del w:id="276" w:author="PR Preview" w:date="2026-01-01T00:00:00Z">
+      <w:del w:id="290" w:author="PR Preview" w:date="2026-01-01T00:00:00Z">
         <w:r>
           <w:delText xml:space="preserve">(Wickham et al. 2024)</w:delText>
         </w:r>
       </w:del>
-      <w:del w:id="277" w:author="PR Preview" w:date="2026-01-01T00:00:00Z">
+      <w:del w:id="291" w:author="PR Preview" w:date="2026-01-01T00:00:00Z">
         <w:r>
           <w:delText xml:space="preserve"> </w:delText>
         </w:r>
       </w:del>
-      <w:del w:id="278" w:author="PR Preview" w:date="2026-01-01T00:00:00Z">
+      <w:del w:id="292" w:author="PR Preview" w:date="2026-01-01T00:00:00Z">
         <w:r>
           <w:delText xml:space="preserve">for function documentation.</w:delText>
         </w:r>
       </w:del>
-      <w:del w:id="279" w:author="PR Preview" w:date="2026-01-01T00:00:00Z">
+      <w:del w:id="293" w:author="PR Preview" w:date="2026-01-01T00:00:00Z">
         <w:r>
           <w:delText xml:space="preserve"> </w:delText>
         </w:r>
       </w:del>
-      <w:del w:id="280" w:author="PR Preview" w:date="2026-01-01T00:00:00Z">
+      <w:del w:id="294" w:author="PR Preview" w:date="2026-01-01T00:00:00Z">
         <w:r>
           <w:delText xml:space="preserve">Roxygen2 allows you to describe your functions in special comments next to their definitions,</w:delText>
         </w:r>
       </w:del>
-      <w:del w:id="281" w:author="PR Preview" w:date="2026-01-01T00:00:00Z">
+      <w:del w:id="295" w:author="PR Preview" w:date="2026-01-01T00:00:00Z">
         <w:r>
           <w:delText xml:space="preserve"> </w:delText>
         </w:r>
       </w:del>
-      <w:del w:id="282" w:author="PR Preview" w:date="2026-01-01T00:00:00Z">
+      <w:del w:id="296" w:author="PR Preview" w:date="2026-01-01T00:00:00Z">
         <w:r>
           <w:delText xml:space="preserve">and automatically generates R documentation files (</w:delText>
         </w:r>
       </w:del>
-      <w:del w:id="283" w:author="PR Preview" w:date="2026-01-01T00:00:00Z">
+      <w:del w:id="297" w:author="PR Preview" w:date="2026-01-01T00:00:00Z">
         <w:r>
           <w:rPr>
             <w:rStyle w:val="VerbatimChar"/>
@@ -22975,22 +23029,22 @@
           <w:delText xml:space="preserve">.Rd</w:delText>
         </w:r>
       </w:del>
-      <w:del w:id="284" w:author="PR Preview" w:date="2026-01-01T00:00:00Z">
+      <w:del w:id="298" w:author="PR Preview" w:date="2026-01-01T00:00:00Z">
         <w:r>
           <w:delText xml:space="preserve"> </w:delText>
         </w:r>
       </w:del>
-      <w:del w:id="285" w:author="PR Preview" w:date="2026-01-01T00:00:00Z">
+      <w:del w:id="299" w:author="PR Preview" w:date="2026-01-01T00:00:00Z">
         <w:r>
           <w:delText xml:space="preserve">files) and helps manage your package</w:delText>
         </w:r>
       </w:del>
-      <w:del w:id="286" w:author="PR Preview" w:date="2026-01-01T00:00:00Z">
+      <w:del w:id="300" w:author="PR Preview" w:date="2026-01-01T00:00:00Z">
         <w:r>
           <w:delText xml:space="preserve"> </w:delText>
         </w:r>
       </w:del>
-      <w:del w:id="287" w:author="PR Preview" w:date="2026-01-01T00:00:00Z">
+      <w:del w:id="301" w:author="PR Preview" w:date="2026-01-01T00:00:00Z">
         <w:r>
           <w:rPr>
             <w:rStyle w:val="VerbatimChar"/>
@@ -22998,27 +23052,27 @@
           <w:delText xml:space="preserve">NAMESPACE</w:delText>
         </w:r>
       </w:del>
-      <w:del w:id="288" w:author="PR Preview" w:date="2026-01-01T00:00:00Z">
+      <w:del w:id="302" w:author="PR Preview" w:date="2026-01-01T00:00:00Z">
         <w:r>
           <w:delText xml:space="preserve">.</w:delText>
         </w:r>
       </w:del>
-      <w:del w:id="289" w:author="PR Preview" w:date="2026-01-01T00:00:00Z">
+      <w:del w:id="303" w:author="PR Preview" w:date="2026-01-01T00:00:00Z">
         <w:r>
           <w:delText xml:space="preserve"> </w:delText>
         </w:r>
       </w:del>
-      <w:del w:id="290" w:author="PR Preview" w:date="2026-01-01T00:00:00Z">
+      <w:del w:id="304" w:author="PR Preview" w:date="2026-01-01T00:00:00Z">
         <w:r>
           <w:delText xml:space="preserve">The roxygen2 format uses</w:delText>
         </w:r>
       </w:del>
-      <w:del w:id="291" w:author="PR Preview" w:date="2026-01-01T00:00:00Z">
+      <w:del w:id="305" w:author="PR Preview" w:date="2026-01-01T00:00:00Z">
         <w:r>
           <w:delText xml:space="preserve"> </w:delText>
         </w:r>
       </w:del>
-      <w:del w:id="292" w:author="PR Preview" w:date="2026-01-01T00:00:00Z">
+      <w:del w:id="306" w:author="PR Preview" w:date="2026-01-01T00:00:00Z">
         <w:r>
           <w:rPr>
             <w:rStyle w:val="VerbatimChar"/>
@@ -23026,12 +23080,12 @@
           <w:delText xml:space="preserve">#'</w:delText>
         </w:r>
       </w:del>
-      <w:del w:id="293" w:author="PR Preview" w:date="2026-01-01T00:00:00Z">
+      <w:del w:id="307" w:author="PR Preview" w:date="2026-01-01T00:00:00Z">
         <w:r>
           <w:delText xml:space="preserve"> </w:delText>
         </w:r>
       </w:del>
-      <w:del w:id="294" w:author="PR Preview" w:date="2026-01-01T00:00:00Z">
+      <w:del w:id="308" w:author="PR Preview" w:date="2026-01-01T00:00:00Z">
         <w:r>
           <w:delText xml:space="preserve">comments placed immediately before the function definition.</w:delText>
         </w:r>
@@ -23041,18 +23095,18 @@
       <w:pPr>
         <w:pStyle w:val="BodyText"/>
       </w:pPr>
-      <w:ins w:id="295" w:author="PR Preview" w:date="2026-01-01T00:00:00Z">
+      <w:ins w:id="309" w:author="PR Preview" w:date="2026-01-01T00:00:00Z">
         <w:r>
           <w:t xml:space="preserve">We recommend</w:t>
         </w:r>
       </w:ins>
-      <w:ins w:id="296" w:author="PR Preview" w:date="2026-01-01T00:00:00Z">
+      <w:ins w:id="310" w:author="PR Preview" w:date="2026-01-01T00:00:00Z">
         <w:r>
           <w:t xml:space="preserve"> </w:t>
         </w:r>
       </w:ins>
       <w:hyperlink r:id="rId38">
-        <w:ins w:id="297" w:author="PR Preview" w:date="2026-01-01T00:00:00Z">
+        <w:ins w:id="311" w:author="PR Preview" w:date="2026-01-01T00:00:00Z">
           <w:r>
             <w:rPr>
               <w:rStyle w:val="VerbatimChar"/>
@@ -23061,47 +23115,47 @@
           </w:r>
         </w:ins>
       </w:hyperlink>
-      <w:ins w:id="298" w:author="PR Preview" w:date="2026-01-01T00:00:00Z">
+      <w:ins w:id="312" w:author="PR Preview" w:date="2026-01-01T00:00:00Z">
         <w:r>
           <w:t xml:space="preserve"> </w:t>
         </w:r>
       </w:ins>
-      <w:ins w:id="299" w:author="PR Preview" w:date="2026-01-01T00:00:00Z">
+      <w:ins w:id="313" w:author="PR Preview" w:date="2026-01-01T00:00:00Z">
         <w:r>
           <w:t xml:space="preserve">(Wickham et al. 2024)</w:t>
         </w:r>
       </w:ins>
-      <w:ins w:id="300" w:author="PR Preview" w:date="2026-01-01T00:00:00Z">
+      <w:ins w:id="314" w:author="PR Preview" w:date="2026-01-01T00:00:00Z">
         <w:r>
           <w:t xml:space="preserve"> </w:t>
         </w:r>
       </w:ins>
-      <w:ins w:id="301" w:author="PR Preview" w:date="2026-01-01T00:00:00Z">
+      <w:ins w:id="315" w:author="PR Preview" w:date="2026-01-01T00:00:00Z">
         <w:r>
           <w:t xml:space="preserve">for function documentation.</w:t>
         </w:r>
       </w:ins>
-      <w:ins w:id="302" w:author="PR Preview" w:date="2026-01-01T00:00:00Z">
+      <w:ins w:id="316" w:author="PR Preview" w:date="2026-01-01T00:00:00Z">
         <w:r>
           <w:t xml:space="preserve"> </w:t>
         </w:r>
       </w:ins>
-      <w:ins w:id="303" w:author="PR Preview" w:date="2026-01-01T00:00:00Z">
+      <w:ins w:id="317" w:author="PR Preview" w:date="2026-01-01T00:00:00Z">
         <w:r>
           <w:t xml:space="preserve">Roxygen2 allows you to describe your functions in special comments next to their definitions,</w:t>
         </w:r>
       </w:ins>
-      <w:ins w:id="304" w:author="PR Preview" w:date="2026-01-01T00:00:00Z">
+      <w:ins w:id="318" w:author="PR Preview" w:date="2026-01-01T00:00:00Z">
         <w:r>
           <w:t xml:space="preserve"> </w:t>
         </w:r>
       </w:ins>
-      <w:ins w:id="305" w:author="PR Preview" w:date="2026-01-01T00:00:00Z">
+      <w:ins w:id="319" w:author="PR Preview" w:date="2026-01-01T00:00:00Z">
         <w:r>
           <w:t xml:space="preserve">and automatically generates R documentation files (</w:t>
         </w:r>
       </w:ins>
-      <w:ins w:id="306" w:author="PR Preview" w:date="2026-01-01T00:00:00Z">
+      <w:ins w:id="320" w:author="PR Preview" w:date="2026-01-01T00:00:00Z">
         <w:r>
           <w:rPr>
             <w:rStyle w:val="VerbatimChar"/>
@@ -23109,22 +23163,22 @@
           <w:t xml:space="preserve">.Rd</w:t>
         </w:r>
       </w:ins>
-      <w:ins w:id="307" w:author="PR Preview" w:date="2026-01-01T00:00:00Z">
+      <w:ins w:id="321" w:author="PR Preview" w:date="2026-01-01T00:00:00Z">
         <w:r>
           <w:t xml:space="preserve"> </w:t>
         </w:r>
       </w:ins>
-      <w:ins w:id="308" w:author="PR Preview" w:date="2026-01-01T00:00:00Z">
+      <w:ins w:id="322" w:author="PR Preview" w:date="2026-01-01T00:00:00Z">
         <w:r>
           <w:t xml:space="preserve">files) and helps manage your package</w:t>
         </w:r>
       </w:ins>
-      <w:ins w:id="309" w:author="PR Preview" w:date="2026-01-01T00:00:00Z">
+      <w:ins w:id="323" w:author="PR Preview" w:date="2026-01-01T00:00:00Z">
         <w:r>
           <w:t xml:space="preserve"> </w:t>
         </w:r>
       </w:ins>
-      <w:ins w:id="310" w:author="PR Preview" w:date="2026-01-01T00:00:00Z">
+      <w:ins w:id="324" w:author="PR Preview" w:date="2026-01-01T00:00:00Z">
         <w:r>
           <w:rPr>
             <w:rStyle w:val="VerbatimChar"/>
@@ -23132,27 +23186,27 @@
           <w:t xml:space="preserve">NAMESPACE</w:t>
         </w:r>
       </w:ins>
-      <w:ins w:id="311" w:author="PR Preview" w:date="2026-01-01T00:00:00Z">
+      <w:ins w:id="325" w:author="PR Preview" w:date="2026-01-01T00:00:00Z">
         <w:r>
           <w:t xml:space="preserve">.</w:t>
         </w:r>
       </w:ins>
-      <w:ins w:id="312" w:author="PR Preview" w:date="2026-01-01T00:00:00Z">
+      <w:ins w:id="326" w:author="PR Preview" w:date="2026-01-01T00:00:00Z">
         <w:r>
           <w:t xml:space="preserve"> </w:t>
         </w:r>
       </w:ins>
-      <w:ins w:id="313" w:author="PR Preview" w:date="2026-01-01T00:00:00Z">
+      <w:ins w:id="327" w:author="PR Preview" w:date="2026-01-01T00:00:00Z">
         <w:r>
           <w:t xml:space="preserve">The roxygen2 format uses</w:t>
         </w:r>
       </w:ins>
-      <w:ins w:id="314" w:author="PR Preview" w:date="2026-01-01T00:00:00Z">
+      <w:ins w:id="328" w:author="PR Preview" w:date="2026-01-01T00:00:00Z">
         <w:r>
           <w:t xml:space="preserve"> </w:t>
         </w:r>
       </w:ins>
-      <w:ins w:id="315" w:author="PR Preview" w:date="2026-01-01T00:00:00Z">
+      <w:ins w:id="329" w:author="PR Preview" w:date="2026-01-01T00:00:00Z">
         <w:r>
           <w:rPr>
             <w:rStyle w:val="VerbatimChar"/>
@@ -23160,12 +23214,12 @@
           <w:t xml:space="preserve">#'</w:t>
         </w:r>
       </w:ins>
-      <w:ins w:id="316" w:author="PR Preview" w:date="2026-01-01T00:00:00Z">
+      <w:ins w:id="330" w:author="PR Preview" w:date="2026-01-01T00:00:00Z">
         <w:r>
           <w:t xml:space="preserve"> </w:t>
         </w:r>
       </w:ins>
-      <w:ins w:id="317" w:author="PR Preview" w:date="2026-01-01T00:00:00Z">
+      <w:ins w:id="331" w:author="PR Preview" w:date="2026-01-01T00:00:00Z">
         <w:r>
           <w:t xml:space="preserve">comments placed immediately before the function definition.</w:t>
         </w:r>
@@ -29263,7 +29317,7 @@
       <w:pPr>
         <w:pStyle w:val="Heading2"/>
       </w:pPr>
-      <w:del w:id="318" w:author="PR Preview" w:date="2026-01-01T00:00:00Z">
+      <w:del w:id="332" w:author="PR Preview" w:date="2026-01-01T00:00:00Z">
         <w:r>
           <w:delText xml:space="preserve">22 Examples borrowed from lab package PRs</w:delText>
         </w:r>
@@ -29273,7 +29327,7 @@
       <w:pPr>
         <w:pStyle w:val="Heading2"/>
       </w:pPr>
-      <w:ins w:id="319" w:author="PR Preview" w:date="2026-01-01T00:00:00Z">
+      <w:ins w:id="333" w:author="PR Preview" w:date="2026-01-01T00:00:00Z">
         <w:r>
           <w:t xml:space="preserve">22 Examples borrowed from package PRs</w:t>
         </w:r>
@@ -29772,57 +29826,57 @@
       <w:pPr>
         <w:pStyle w:val="FirstParagraph"/>
       </w:pPr>
-      <w:del w:id="320" w:author="PR Preview" w:date="2026-01-01T00:00:00Z">
+      <w:del w:id="334" w:author="PR Preview" w:date="2026-01-01T00:00:00Z">
         <w:r>
           <w:delText xml:space="preserve">When decomposing a large function</w:delText>
         </w:r>
       </w:del>
-      <w:del w:id="321" w:author="PR Preview" w:date="2026-01-01T00:00:00Z">
+      <w:del w:id="335" w:author="PR Preview" w:date="2026-01-01T00:00:00Z">
         <w:r>
           <w:delText xml:space="preserve"> </w:delText>
         </w:r>
       </w:del>
-      <w:del w:id="322" w:author="PR Preview" w:date="2026-01-01T00:00:00Z">
+      <w:del w:id="336" w:author="PR Preview" w:date="2026-01-01T00:00:00Z">
         <w:r>
           <w:delText xml:space="preserve">(1),</w:delText>
         </w:r>
       </w:del>
-      <w:del w:id="323" w:author="PR Preview" w:date="2026-01-01T00:00:00Z">
+      <w:del w:id="337" w:author="PR Preview" w:date="2026-01-01T00:00:00Z">
         <w:r>
           <w:delText xml:space="preserve"> </w:delText>
         </w:r>
       </w:del>
-      <w:del w:id="324" w:author="PR Preview" w:date="2026-01-01T00:00:00Z">
+      <w:del w:id="338" w:author="PR Preview" w:date="2026-01-01T00:00:00Z">
         <w:r>
           <w:delText xml:space="preserve">place each extracted helper in its own file</w:delText>
         </w:r>
       </w:del>
-      <w:del w:id="325" w:author="PR Preview" w:date="2026-01-01T00:00:00Z">
+      <w:del w:id="339" w:author="PR Preview" w:date="2026-01-01T00:00:00Z">
         <w:r>
           <w:delText xml:space="preserve"> </w:delText>
         </w:r>
       </w:del>
-      <w:del w:id="326" w:author="PR Preview" w:date="2026-01-01T00:00:00Z">
+      <w:del w:id="340" w:author="PR Preview" w:date="2026-01-01T00:00:00Z">
         <w:r>
           <w:delText xml:space="preserve">rather than above or below the caller in the same file.</w:delText>
         </w:r>
       </w:del>
-      <w:del w:id="327" w:author="PR Preview" w:date="2026-01-01T00:00:00Z">
+      <w:del w:id="341" w:author="PR Preview" w:date="2026-01-01T00:00:00Z">
         <w:r>
           <w:delText xml:space="preserve"> </w:delText>
         </w:r>
       </w:del>
-      <w:del w:id="328" w:author="PR Preview" w:date="2026-01-01T00:00:00Z">
+      <w:del w:id="342" w:author="PR Preview" w:date="2026-01-01T00:00:00Z">
         <w:r>
           <w:delText xml:space="preserve">The caller file then contains only the orchestration function,</w:delText>
         </w:r>
       </w:del>
-      <w:del w:id="329" w:author="PR Preview" w:date="2026-01-01T00:00:00Z">
+      <w:del w:id="343" w:author="PR Preview" w:date="2026-01-01T00:00:00Z">
         <w:r>
           <w:delText xml:space="preserve"> </w:delText>
         </w:r>
       </w:del>
-      <w:del w:id="330" w:author="PR Preview" w:date="2026-01-01T00:00:00Z">
+      <w:del w:id="344" w:author="PR Preview" w:date="2026-01-01T00:00:00Z">
         <w:r>
           <w:delText xml:space="preserve">and each helper is independently findable and testable.</w:delText>
         </w:r>
@@ -29832,23 +29886,23 @@
       <w:pPr>
         <w:pStyle w:val="FirstParagraph"/>
       </w:pPr>
-      <w:ins w:id="331" w:author="PR Preview" w:date="2026-01-01T00:00:00Z">
+      <w:ins w:id="345" w:author="PR Preview" w:date="2026-01-01T00:00:00Z">
         <w:r>
           <w:t xml:space="preserve">When decomposing a large function</w:t>
         </w:r>
       </w:ins>
-      <w:ins w:id="332" w:author="PR Preview" w:date="2026-01-01T00:00:00Z">
+      <w:ins w:id="346" w:author="PR Preview" w:date="2026-01-01T00:00:00Z">
         <w:r>
           <w:t xml:space="preserve"> </w:t>
         </w:r>
       </w:ins>
-      <w:ins w:id="333" w:author="PR Preview" w:date="2026-01-01T00:00:00Z">
+      <w:ins w:id="347" w:author="PR Preview" w:date="2026-01-01T00:00:00Z">
         <w:r>
           <w:t xml:space="preserve">(</w:t>
         </w:r>
       </w:ins>
       <w:hyperlink w:anchor="sec-function-decomposition">
-        <w:ins w:id="334" w:author="PR Preview" w:date="2026-01-01T00:00:00Z">
+        <w:ins w:id="348" w:author="PR Preview" w:date="2026-01-01T00:00:00Z">
           <w:r>
             <w:rPr>
               <w:rStyle w:val="Hyperlink"/>
@@ -29857,47 +29911,47 @@
           </w:r>
         </w:ins>
       </w:hyperlink>
-      <w:ins w:id="335" w:author="PR Preview" w:date="2026-01-01T00:00:00Z">
+      <w:ins w:id="349" w:author="PR Preview" w:date="2026-01-01T00:00:00Z">
         <w:r>
           <w:t xml:space="preserve">),</w:t>
         </w:r>
       </w:ins>
-      <w:ins w:id="336" w:author="PR Preview" w:date="2026-01-01T00:00:00Z">
+      <w:ins w:id="350" w:author="PR Preview" w:date="2026-01-01T00:00:00Z">
         <w:r>
           <w:t xml:space="preserve"> </w:t>
         </w:r>
       </w:ins>
-      <w:ins w:id="337" w:author="PR Preview" w:date="2026-01-01T00:00:00Z">
+      <w:ins w:id="351" w:author="PR Preview" w:date="2026-01-01T00:00:00Z">
         <w:r>
           <w:t xml:space="preserve">place each extracted helper in its own file</w:t>
         </w:r>
       </w:ins>
-      <w:ins w:id="338" w:author="PR Preview" w:date="2026-01-01T00:00:00Z">
+      <w:ins w:id="352" w:author="PR Preview" w:date="2026-01-01T00:00:00Z">
         <w:r>
           <w:t xml:space="preserve"> </w:t>
         </w:r>
       </w:ins>
-      <w:ins w:id="339" w:author="PR Preview" w:date="2026-01-01T00:00:00Z">
+      <w:ins w:id="353" w:author="PR Preview" w:date="2026-01-01T00:00:00Z">
         <w:r>
           <w:t xml:space="preserve">rather than above or below the caller in the same file.</w:t>
         </w:r>
       </w:ins>
-      <w:ins w:id="340" w:author="PR Preview" w:date="2026-01-01T00:00:00Z">
+      <w:ins w:id="354" w:author="PR Preview" w:date="2026-01-01T00:00:00Z">
         <w:r>
           <w:t xml:space="preserve"> </w:t>
         </w:r>
       </w:ins>
-      <w:ins w:id="341" w:author="PR Preview" w:date="2026-01-01T00:00:00Z">
+      <w:ins w:id="355" w:author="PR Preview" w:date="2026-01-01T00:00:00Z">
         <w:r>
           <w:t xml:space="preserve">The caller file then contains only the orchestration function,</w:t>
         </w:r>
       </w:ins>
-      <w:ins w:id="342" w:author="PR Preview" w:date="2026-01-01T00:00:00Z">
+      <w:ins w:id="356" w:author="PR Preview" w:date="2026-01-01T00:00:00Z">
         <w:r>
           <w:t xml:space="preserve"> </w:t>
         </w:r>
       </w:ins>
-      <w:ins w:id="343" w:author="PR Preview" w:date="2026-01-01T00:00:00Z">
+      <w:ins w:id="357" w:author="PR Preview" w:date="2026-01-01T00:00:00Z">
         <w:r>
           <w:t xml:space="preserve">and each helper is independently findable and testable.</w:t>
         </w:r>
@@ -30157,17 +30211,17 @@
       <w:pPr>
         <w:pStyle w:val="FirstParagraph"/>
       </w:pPr>
-      <w:del w:id="344" w:author="PR Preview" w:date="2026-01-01T00:00:00Z">
+      <w:del w:id="358" w:author="PR Preview" w:date="2026-01-01T00:00:00Z">
         <w:r>
           <w:delText xml:space="preserve">Synthesizing these viewpoints for lab code</w:delText>
         </w:r>
       </w:del>
-      <w:del w:id="345" w:author="PR Preview" w:date="2026-01-01T00:00:00Z">
+      <w:del w:id="359" w:author="PR Preview" w:date="2026-01-01T00:00:00Z">
         <w:r>
           <w:delText xml:space="preserve"> </w:delText>
         </w:r>
       </w:del>
-      <w:del w:id="346" w:author="PR Preview" w:date="2026-01-01T00:00:00Z">
+      <w:del w:id="360" w:author="PR Preview" w:date="2026-01-01T00:00:00Z">
         <w:r>
           <w:delText xml:space="preserve">yields the following practical rules:</w:delText>
         </w:r>
@@ -30177,17 +30231,17 @@
       <w:pPr>
         <w:pStyle w:val="FirstParagraph"/>
       </w:pPr>
-      <w:ins w:id="347" w:author="PR Preview" w:date="2026-01-01T00:00:00Z">
+      <w:ins w:id="361" w:author="PR Preview" w:date="2026-01-01T00:00:00Z">
         <w:r>
           <w:t xml:space="preserve">Synthesizing these viewpoints for research code</w:t>
         </w:r>
       </w:ins>
-      <w:ins w:id="348" w:author="PR Preview" w:date="2026-01-01T00:00:00Z">
+      <w:ins w:id="362" w:author="PR Preview" w:date="2026-01-01T00:00:00Z">
         <w:r>
           <w:t xml:space="preserve"> </w:t>
         </w:r>
       </w:ins>
-      <w:ins w:id="349" w:author="PR Preview" w:date="2026-01-01T00:00:00Z">
+      <w:ins w:id="363" w:author="PR Preview" w:date="2026-01-01T00:00:00Z">
         <w:r>
           <w:t xml:space="preserve">yields the following practical rules:</w:t>
         </w:r>
@@ -30498,7 +30552,7 @@
           <w:numId w:val="1060"/>
         </w:numPr>
       </w:pPr>
-      <w:del w:id="350" w:author="PR Preview" w:date="2026-01-01T00:00:00Z">
+      <w:del w:id="364" w:author="PR Preview" w:date="2026-01-01T00:00:00Z">
         <w:r>
           <w:rPr>
             <w:b/>
@@ -30507,22 +30561,22 @@
           <w:delText xml:space="preserve">Faster onboarding.</w:delText>
         </w:r>
       </w:del>
-      <w:del w:id="351" w:author="PR Preview" w:date="2026-01-01T00:00:00Z">
+      <w:del w:id="365" w:author="PR Preview" w:date="2026-01-01T00:00:00Z">
         <w:r>
           <w:delText xml:space="preserve"> </w:delText>
         </w:r>
       </w:del>
-      <w:del w:id="352" w:author="PR Preview" w:date="2026-01-01T00:00:00Z">
+      <w:del w:id="366" w:author="PR Preview" w:date="2026-01-01T00:00:00Z">
         <w:r>
           <w:delText xml:space="preserve">New lab members become productive sooner</w:delText>
         </w:r>
       </w:del>
-      <w:del w:id="353" w:author="PR Preview" w:date="2026-01-01T00:00:00Z">
+      <w:del w:id="367" w:author="PR Preview" w:date="2026-01-01T00:00:00Z">
         <w:r>
           <w:delText xml:space="preserve"> </w:delText>
         </w:r>
       </w:del>
-      <w:del w:id="354" w:author="PR Preview" w:date="2026-01-01T00:00:00Z">
+      <w:del w:id="368" w:author="PR Preview" w:date="2026-01-01T00:00:00Z">
         <w:r>
           <w:delText xml:space="preserve">when the codebase does things the plain, expected way.</w:delText>
         </w:r>
@@ -30536,7 +30590,7 @@
           <w:numId w:val="1059"/>
         </w:numPr>
       </w:pPr>
-      <w:ins w:id="355" w:author="PR Preview" w:date="2026-01-01T00:00:00Z">
+      <w:ins w:id="369" w:author="PR Preview" w:date="2026-01-01T00:00:00Z">
         <w:r>
           <w:rPr>
             <w:b/>
@@ -30545,22 +30599,22 @@
           <w:t xml:space="preserve">Faster onboarding.</w:t>
         </w:r>
       </w:ins>
-      <w:ins w:id="356" w:author="PR Preview" w:date="2026-01-01T00:00:00Z">
+      <w:ins w:id="370" w:author="PR Preview" w:date="2026-01-01T00:00:00Z">
         <w:r>
           <w:t xml:space="preserve"> </w:t>
         </w:r>
       </w:ins>
-      <w:ins w:id="357" w:author="PR Preview" w:date="2026-01-01T00:00:00Z">
+      <w:ins w:id="371" w:author="PR Preview" w:date="2026-01-01T00:00:00Z">
         <w:r>
           <w:t xml:space="preserve">New team members become productive sooner</w:t>
         </w:r>
       </w:ins>
-      <w:ins w:id="358" w:author="PR Preview" w:date="2026-01-01T00:00:00Z">
+      <w:ins w:id="372" w:author="PR Preview" w:date="2026-01-01T00:00:00Z">
         <w:r>
           <w:t xml:space="preserve"> </w:t>
         </w:r>
       </w:ins>
-      <w:ins w:id="359" w:author="PR Preview" w:date="2026-01-01T00:00:00Z">
+      <w:ins w:id="373" w:author="PR Preview" w:date="2026-01-01T00:00:00Z">
         <w:r>
           <w:t xml:space="preserve">when the codebase does things the plain, expected way.</w:t>
         </w:r>
@@ -30658,83 +30712,83 @@
       <w:pPr>
         <w:pStyle w:val="BodyText"/>
       </w:pPr>
-      <w:del w:id="360" w:author="PR Preview" w:date="2026-01-01T00:00:00Z">
+      <w:del w:id="374" w:author="PR Preview" w:date="2026-01-01T00:00:00Z">
         <w:r>
           <w:delText xml:space="preserve">When a chunk grows into substantial logic —</w:delText>
         </w:r>
       </w:del>
-      <w:del w:id="361" w:author="PR Preview" w:date="2026-01-01T00:00:00Z">
+      <w:del w:id="375" w:author="PR Preview" w:date="2026-01-01T00:00:00Z">
         <w:r>
           <w:delText xml:space="preserve"> </w:delText>
         </w:r>
       </w:del>
-      <w:del w:id="362" w:author="PR Preview" w:date="2026-01-01T00:00:00Z">
+      <w:del w:id="376" w:author="PR Preview" w:date="2026-01-01T00:00:00Z">
         <w:r>
           <w:delText xml:space="preserve">a multi-step data manipulation,</w:delText>
         </w:r>
       </w:del>
-      <w:del w:id="363" w:author="PR Preview" w:date="2026-01-01T00:00:00Z">
+      <w:del w:id="377" w:author="PR Preview" w:date="2026-01-01T00:00:00Z">
         <w:r>
           <w:delText xml:space="preserve"> </w:delText>
         </w:r>
       </w:del>
-      <w:del w:id="364" w:author="PR Preview" w:date="2026-01-01T00:00:00Z">
+      <w:del w:id="378" w:author="PR Preview" w:date="2026-01-01T00:00:00Z">
         <w:r>
           <w:delText xml:space="preserve">a function defined inline,</w:delText>
         </w:r>
       </w:del>
-      <w:del w:id="365" w:author="PR Preview" w:date="2026-01-01T00:00:00Z">
+      <w:del w:id="379" w:author="PR Preview" w:date="2026-01-01T00:00:00Z">
         <w:r>
           <w:delText xml:space="preserve"> </w:delText>
         </w:r>
       </w:del>
-      <w:del w:id="366" w:author="PR Preview" w:date="2026-01-01T00:00:00Z">
+      <w:del w:id="380" w:author="PR Preview" w:date="2026-01-01T00:00:00Z">
         <w:r>
           <w:delText xml:space="preserve">a non-trivial transformation,</w:delText>
         </w:r>
       </w:del>
-      <w:del w:id="367" w:author="PR Preview" w:date="2026-01-01T00:00:00Z">
+      <w:del w:id="381" w:author="PR Preview" w:date="2026-01-01T00:00:00Z">
         <w:r>
           <w:delText xml:space="preserve"> </w:delText>
         </w:r>
       </w:del>
-      <w:del w:id="368" w:author="PR Preview" w:date="2026-01-01T00:00:00Z">
+      <w:del w:id="382" w:author="PR Preview" w:date="2026-01-01T00:00:00Z">
         <w:r>
           <w:delText xml:space="preserve">or the same block copied across chunks —</w:delText>
         </w:r>
       </w:del>
-      <w:del w:id="369" w:author="PR Preview" w:date="2026-01-01T00:00:00Z">
+      <w:del w:id="383" w:author="PR Preview" w:date="2026-01-01T00:00:00Z">
         <w:r>
           <w:delText xml:space="preserve"> </w:delText>
         </w:r>
       </w:del>
-      <w:del w:id="370" w:author="PR Preview" w:date="2026-01-01T00:00:00Z">
+      <w:del w:id="384" w:author="PR Preview" w:date="2026-01-01T00:00:00Z">
         <w:r>
           <w:delText xml:space="preserve">extract that logic into a function and have the chunk call it.</w:delText>
         </w:r>
       </w:del>
-      <w:del w:id="371" w:author="PR Preview" w:date="2026-01-01T00:00:00Z">
+      <w:del w:id="385" w:author="PR Preview" w:date="2026-01-01T00:00:00Z">
         <w:r>
           <w:delText xml:space="preserve"> </w:delText>
         </w:r>
       </w:del>
-      <w:del w:id="372" w:author="PR Preview" w:date="2026-01-01T00:00:00Z">
+      <w:del w:id="386" w:author="PR Preview" w:date="2026-01-01T00:00:00Z">
         <w:r>
           <w:delText xml:space="preserve">Following the function-decomposition (1),</w:delText>
         </w:r>
       </w:del>
-      <w:del w:id="373" w:author="PR Preview" w:date="2026-01-01T00:00:00Z">
+      <w:del w:id="387" w:author="PR Preview" w:date="2026-01-01T00:00:00Z">
         <w:r>
           <w:delText xml:space="preserve"> </w:delText>
         </w:r>
       </w:del>
-      <w:del w:id="374" w:author="PR Preview" w:date="2026-01-01T00:00:00Z">
+      <w:del w:id="388" w:author="PR Preview" w:date="2026-01-01T00:00:00Z">
         <w:r>
           <w:delText xml:space="preserve">one-function-per-file (</w:delText>
         </w:r>
       </w:del>
       <w:hyperlink w:anchor="sec-one-function-per-file">
-        <w:del w:id="375" w:author="PR Preview" w:date="2026-01-01T00:00:00Z">
+        <w:del w:id="389" w:author="PR Preview" w:date="2026-01-01T00:00:00Z">
           <w:r>
             <w:rPr>
               <w:rStyle w:val="Hyperlink"/>
@@ -30743,23 +30797,23 @@
           </w:r>
         </w:del>
       </w:hyperlink>
-      <w:del w:id="376" w:author="PR Preview" w:date="2026-01-01T00:00:00Z">
+      <w:del w:id="390" w:author="PR Preview" w:date="2026-01-01T00:00:00Z">
         <w:r>
           <w:delText xml:space="preserve">),</w:delText>
         </w:r>
       </w:del>
-      <w:del w:id="377" w:author="PR Preview" w:date="2026-01-01T00:00:00Z">
+      <w:del w:id="391" w:author="PR Preview" w:date="2026-01-01T00:00:00Z">
         <w:r>
           <w:delText xml:space="preserve"> </w:delText>
         </w:r>
       </w:del>
-      <w:del w:id="378" w:author="PR Preview" w:date="2026-01-01T00:00:00Z">
+      <w:del w:id="392" w:author="PR Preview" w:date="2026-01-01T00:00:00Z">
         <w:r>
           <w:delText xml:space="preserve">and length-limit (</w:delText>
         </w:r>
       </w:del>
       <w:hyperlink w:anchor="sec-function-length-limits">
-        <w:del w:id="379" w:author="PR Preview" w:date="2026-01-01T00:00:00Z">
+        <w:del w:id="393" w:author="PR Preview" w:date="2026-01-01T00:00:00Z">
           <w:r>
             <w:rPr>
               <w:rStyle w:val="Hyperlink"/>
@@ -30768,27 +30822,27 @@
           </w:r>
         </w:del>
       </w:hyperlink>
-      <w:del w:id="380" w:author="PR Preview" w:date="2026-01-01T00:00:00Z">
+      <w:del w:id="394" w:author="PR Preview" w:date="2026-01-01T00:00:00Z">
         <w:r>
           <w:delText xml:space="preserve">) principles,</w:delText>
         </w:r>
       </w:del>
-      <w:del w:id="381" w:author="PR Preview" w:date="2026-01-01T00:00:00Z">
+      <w:del w:id="395" w:author="PR Preview" w:date="2026-01-01T00:00:00Z">
         <w:r>
           <w:delText xml:space="preserve"> </w:delText>
         </w:r>
       </w:del>
-      <w:del w:id="382" w:author="PR Preview" w:date="2026-01-01T00:00:00Z">
+      <w:del w:id="396" w:author="PR Preview" w:date="2026-01-01T00:00:00Z">
         <w:r>
           <w:delText xml:space="preserve">give the function its own file under</w:delText>
         </w:r>
       </w:del>
-      <w:del w:id="383" w:author="PR Preview" w:date="2026-01-01T00:00:00Z">
+      <w:del w:id="397" w:author="PR Preview" w:date="2026-01-01T00:00:00Z">
         <w:r>
           <w:delText xml:space="preserve"> </w:delText>
         </w:r>
       </w:del>
-      <w:del w:id="384" w:author="PR Preview" w:date="2026-01-01T00:00:00Z">
+      <w:del w:id="398" w:author="PR Preview" w:date="2026-01-01T00:00:00Z">
         <w:r>
           <w:rPr>
             <w:rStyle w:val="VerbatimChar"/>
@@ -30796,28 +30850,28 @@
           <w:delText xml:space="preserve">R/</w:delText>
         </w:r>
       </w:del>
-      <w:del w:id="385" w:author="PR Preview" w:date="2026-01-01T00:00:00Z">
+      <w:del w:id="399" w:author="PR Preview" w:date="2026-01-01T00:00:00Z">
         <w:r>
           <w:delText xml:space="preserve">,</w:delText>
         </w:r>
       </w:del>
-      <w:del w:id="386" w:author="PR Preview" w:date="2026-01-01T00:00:00Z">
+      <w:del w:id="400" w:author="PR Preview" w:date="2026-01-01T00:00:00Z">
         <w:r>
           <w:delText xml:space="preserve"> </w:delText>
         </w:r>
       </w:del>
-      <w:del w:id="387" w:author="PR Preview" w:date="2026-01-01T00:00:00Z">
+      <w:del w:id="401" w:author="PR Preview" w:date="2026-01-01T00:00:00Z">
         <w:r>
           <w:delText xml:space="preserve">with full</w:delText>
         </w:r>
       </w:del>
-      <w:del w:id="388" w:author="PR Preview" w:date="2026-01-01T00:00:00Z">
+      <w:del w:id="402" w:author="PR Preview" w:date="2026-01-01T00:00:00Z">
         <w:r>
           <w:delText xml:space="preserve"> </w:delText>
         </w:r>
       </w:del>
       <w:hyperlink r:id="rId38">
-        <w:del w:id="389" w:author="PR Preview" w:date="2026-01-01T00:00:00Z">
+        <w:del w:id="403" w:author="PR Preview" w:date="2026-01-01T00:00:00Z">
           <w:r>
             <w:rPr>
               <w:rStyle w:val="VerbatimChar"/>
@@ -30826,42 +30880,42 @@
           </w:r>
         </w:del>
       </w:hyperlink>
-      <w:del w:id="390" w:author="PR Preview" w:date="2026-01-01T00:00:00Z">
+      <w:del w:id="404" w:author="PR Preview" w:date="2026-01-01T00:00:00Z">
         <w:r>
           <w:delText xml:space="preserve"> </w:delText>
         </w:r>
       </w:del>
-      <w:del w:id="391" w:author="PR Preview" w:date="2026-01-01T00:00:00Z">
+      <w:del w:id="405" w:author="PR Preview" w:date="2026-01-01T00:00:00Z">
         <w:r>
           <w:delText xml:space="preserve">documentation,</w:delText>
         </w:r>
       </w:del>
-      <w:del w:id="392" w:author="PR Preview" w:date="2026-01-01T00:00:00Z">
+      <w:del w:id="406" w:author="PR Preview" w:date="2026-01-01T00:00:00Z">
         <w:r>
           <w:delText xml:space="preserve"> </w:delText>
         </w:r>
       </w:del>
-      <w:del w:id="393" w:author="PR Preview" w:date="2026-01-01T00:00:00Z">
+      <w:del w:id="407" w:author="PR Preview" w:date="2026-01-01T00:00:00Z">
         <w:r>
           <w:delText xml:space="preserve">the same way any other package function is written.</w:delText>
         </w:r>
       </w:del>
-      <w:del w:id="394" w:author="PR Preview" w:date="2026-01-01T00:00:00Z">
+      <w:del w:id="408" w:author="PR Preview" w:date="2026-01-01T00:00:00Z">
         <w:r>
           <w:delText xml:space="preserve"> </w:delText>
         </w:r>
       </w:del>
-      <w:del w:id="395" w:author="PR Preview" w:date="2026-01-01T00:00:00Z">
+      <w:del w:id="409" w:author="PR Preview" w:date="2026-01-01T00:00:00Z">
         <w:r>
           <w:delText xml:space="preserve">The chunk then shrinks to a call</w:delText>
         </w:r>
       </w:del>
-      <w:del w:id="396" w:author="PR Preview" w:date="2026-01-01T00:00:00Z">
+      <w:del w:id="410" w:author="PR Preview" w:date="2026-01-01T00:00:00Z">
         <w:r>
           <w:delText xml:space="preserve"> </w:delText>
         </w:r>
       </w:del>
-      <w:del w:id="397" w:author="PR Preview" w:date="2026-01-01T00:00:00Z">
+      <w:del w:id="411" w:author="PR Preview" w:date="2026-01-01T00:00:00Z">
         <w:r>
           <w:delText xml:space="preserve">plus whatever narrative or display wraps it.</w:delText>
         </w:r>
@@ -30871,73 +30925,73 @@
       <w:pPr>
         <w:pStyle w:val="BodyText"/>
       </w:pPr>
-      <w:ins w:id="398" w:author="PR Preview" w:date="2026-01-01T00:00:00Z">
+      <w:ins w:id="412" w:author="PR Preview" w:date="2026-01-01T00:00:00Z">
         <w:r>
           <w:t xml:space="preserve">When a chunk grows into substantial logic —</w:t>
         </w:r>
       </w:ins>
-      <w:ins w:id="399" w:author="PR Preview" w:date="2026-01-01T00:00:00Z">
+      <w:ins w:id="413" w:author="PR Preview" w:date="2026-01-01T00:00:00Z">
         <w:r>
           <w:t xml:space="preserve"> </w:t>
         </w:r>
       </w:ins>
-      <w:ins w:id="400" w:author="PR Preview" w:date="2026-01-01T00:00:00Z">
+      <w:ins w:id="414" w:author="PR Preview" w:date="2026-01-01T00:00:00Z">
         <w:r>
           <w:t xml:space="preserve">a multi-step data manipulation,</w:t>
         </w:r>
       </w:ins>
-      <w:ins w:id="401" w:author="PR Preview" w:date="2026-01-01T00:00:00Z">
+      <w:ins w:id="415" w:author="PR Preview" w:date="2026-01-01T00:00:00Z">
         <w:r>
           <w:t xml:space="preserve"> </w:t>
         </w:r>
       </w:ins>
-      <w:ins w:id="402" w:author="PR Preview" w:date="2026-01-01T00:00:00Z">
+      <w:ins w:id="416" w:author="PR Preview" w:date="2026-01-01T00:00:00Z">
         <w:r>
           <w:t xml:space="preserve">a function defined inline,</w:t>
         </w:r>
       </w:ins>
-      <w:ins w:id="403" w:author="PR Preview" w:date="2026-01-01T00:00:00Z">
+      <w:ins w:id="417" w:author="PR Preview" w:date="2026-01-01T00:00:00Z">
         <w:r>
           <w:t xml:space="preserve"> </w:t>
         </w:r>
       </w:ins>
-      <w:ins w:id="404" w:author="PR Preview" w:date="2026-01-01T00:00:00Z">
+      <w:ins w:id="418" w:author="PR Preview" w:date="2026-01-01T00:00:00Z">
         <w:r>
           <w:t xml:space="preserve">a non-trivial transformation,</w:t>
         </w:r>
       </w:ins>
-      <w:ins w:id="405" w:author="PR Preview" w:date="2026-01-01T00:00:00Z">
+      <w:ins w:id="419" w:author="PR Preview" w:date="2026-01-01T00:00:00Z">
         <w:r>
           <w:t xml:space="preserve"> </w:t>
         </w:r>
       </w:ins>
-      <w:ins w:id="406" w:author="PR Preview" w:date="2026-01-01T00:00:00Z">
+      <w:ins w:id="420" w:author="PR Preview" w:date="2026-01-01T00:00:00Z">
         <w:r>
           <w:t xml:space="preserve">or the same block copied across chunks —</w:t>
         </w:r>
       </w:ins>
-      <w:ins w:id="407" w:author="PR Preview" w:date="2026-01-01T00:00:00Z">
+      <w:ins w:id="421" w:author="PR Preview" w:date="2026-01-01T00:00:00Z">
         <w:r>
           <w:t xml:space="preserve"> </w:t>
         </w:r>
       </w:ins>
-      <w:ins w:id="408" w:author="PR Preview" w:date="2026-01-01T00:00:00Z">
+      <w:ins w:id="422" w:author="PR Preview" w:date="2026-01-01T00:00:00Z">
         <w:r>
           <w:t xml:space="preserve">extract that logic into a function and have the chunk call it.</w:t>
         </w:r>
       </w:ins>
-      <w:ins w:id="409" w:author="PR Preview" w:date="2026-01-01T00:00:00Z">
+      <w:ins w:id="423" w:author="PR Preview" w:date="2026-01-01T00:00:00Z">
         <w:r>
           <w:t xml:space="preserve"> </w:t>
         </w:r>
       </w:ins>
-      <w:ins w:id="410" w:author="PR Preview" w:date="2026-01-01T00:00:00Z">
+      <w:ins w:id="424" w:author="PR Preview" w:date="2026-01-01T00:00:00Z">
         <w:r>
           <w:t xml:space="preserve">Following the function-decomposition (</w:t>
         </w:r>
       </w:ins>
       <w:hyperlink w:anchor="sec-function-decomposition">
-        <w:ins w:id="411" w:author="PR Preview" w:date="2026-01-01T00:00:00Z">
+        <w:ins w:id="425" w:author="PR Preview" w:date="2026-01-01T00:00:00Z">
           <w:r>
             <w:rPr>
               <w:rStyle w:val="Hyperlink"/>
@@ -30946,23 +31000,23 @@
           </w:r>
         </w:ins>
       </w:hyperlink>
-      <w:ins w:id="412" w:author="PR Preview" w:date="2026-01-01T00:00:00Z">
+      <w:ins w:id="426" w:author="PR Preview" w:date="2026-01-01T00:00:00Z">
         <w:r>
           <w:t xml:space="preserve">),</w:t>
         </w:r>
       </w:ins>
-      <w:ins w:id="413" w:author="PR Preview" w:date="2026-01-01T00:00:00Z">
+      <w:ins w:id="427" w:author="PR Preview" w:date="2026-01-01T00:00:00Z">
         <w:r>
           <w:t xml:space="preserve"> </w:t>
         </w:r>
       </w:ins>
-      <w:ins w:id="414" w:author="PR Preview" w:date="2026-01-01T00:00:00Z">
+      <w:ins w:id="428" w:author="PR Preview" w:date="2026-01-01T00:00:00Z">
         <w:r>
           <w:t xml:space="preserve">one-function-per-file (</w:t>
         </w:r>
       </w:ins>
       <w:hyperlink w:anchor="sec-one-function-per-file">
-        <w:ins w:id="415" w:author="PR Preview" w:date="2026-01-01T00:00:00Z">
+        <w:ins w:id="429" w:author="PR Preview" w:date="2026-01-01T00:00:00Z">
           <w:r>
             <w:rPr>
               <w:rStyle w:val="Hyperlink"/>
@@ -30971,23 +31025,23 @@
           </w:r>
         </w:ins>
       </w:hyperlink>
-      <w:ins w:id="416" w:author="PR Preview" w:date="2026-01-01T00:00:00Z">
+      <w:ins w:id="430" w:author="PR Preview" w:date="2026-01-01T00:00:00Z">
         <w:r>
           <w:t xml:space="preserve">),</w:t>
         </w:r>
       </w:ins>
-      <w:ins w:id="417" w:author="PR Preview" w:date="2026-01-01T00:00:00Z">
+      <w:ins w:id="431" w:author="PR Preview" w:date="2026-01-01T00:00:00Z">
         <w:r>
           <w:t xml:space="preserve"> </w:t>
         </w:r>
       </w:ins>
-      <w:ins w:id="418" w:author="PR Preview" w:date="2026-01-01T00:00:00Z">
+      <w:ins w:id="432" w:author="PR Preview" w:date="2026-01-01T00:00:00Z">
         <w:r>
           <w:t xml:space="preserve">and length-limit (</w:t>
         </w:r>
       </w:ins>
       <w:hyperlink w:anchor="sec-function-length-limits">
-        <w:ins w:id="419" w:author="PR Preview" w:date="2026-01-01T00:00:00Z">
+        <w:ins w:id="433" w:author="PR Preview" w:date="2026-01-01T00:00:00Z">
           <w:r>
             <w:rPr>
               <w:rStyle w:val="Hyperlink"/>
@@ -30996,27 +31050,27 @@
           </w:r>
         </w:ins>
       </w:hyperlink>
-      <w:ins w:id="420" w:author="PR Preview" w:date="2026-01-01T00:00:00Z">
+      <w:ins w:id="434" w:author="PR Preview" w:date="2026-01-01T00:00:00Z">
         <w:r>
           <w:t xml:space="preserve">) principles,</w:t>
         </w:r>
       </w:ins>
-      <w:ins w:id="421" w:author="PR Preview" w:date="2026-01-01T00:00:00Z">
+      <w:ins w:id="435" w:author="PR Preview" w:date="2026-01-01T00:00:00Z">
         <w:r>
           <w:t xml:space="preserve"> </w:t>
         </w:r>
       </w:ins>
-      <w:ins w:id="422" w:author="PR Preview" w:date="2026-01-01T00:00:00Z">
+      <w:ins w:id="436" w:author="PR Preview" w:date="2026-01-01T00:00:00Z">
         <w:r>
           <w:t xml:space="preserve">give the function its own file under</w:t>
         </w:r>
       </w:ins>
-      <w:ins w:id="423" w:author="PR Preview" w:date="2026-01-01T00:00:00Z">
+      <w:ins w:id="437" w:author="PR Preview" w:date="2026-01-01T00:00:00Z">
         <w:r>
           <w:t xml:space="preserve"> </w:t>
         </w:r>
       </w:ins>
-      <w:ins w:id="424" w:author="PR Preview" w:date="2026-01-01T00:00:00Z">
+      <w:ins w:id="438" w:author="PR Preview" w:date="2026-01-01T00:00:00Z">
         <w:r>
           <w:rPr>
             <w:rStyle w:val="VerbatimChar"/>
@@ -31024,28 +31078,28 @@
           <w:t xml:space="preserve">R/</w:t>
         </w:r>
       </w:ins>
-      <w:ins w:id="425" w:author="PR Preview" w:date="2026-01-01T00:00:00Z">
+      <w:ins w:id="439" w:author="PR Preview" w:date="2026-01-01T00:00:00Z">
         <w:r>
           <w:t xml:space="preserve">,</w:t>
         </w:r>
       </w:ins>
-      <w:ins w:id="426" w:author="PR Preview" w:date="2026-01-01T00:00:00Z">
+      <w:ins w:id="440" w:author="PR Preview" w:date="2026-01-01T00:00:00Z">
         <w:r>
           <w:t xml:space="preserve"> </w:t>
         </w:r>
       </w:ins>
-      <w:ins w:id="427" w:author="PR Preview" w:date="2026-01-01T00:00:00Z">
+      <w:ins w:id="441" w:author="PR Preview" w:date="2026-01-01T00:00:00Z">
         <w:r>
           <w:t xml:space="preserve">with full</w:t>
         </w:r>
       </w:ins>
-      <w:ins w:id="428" w:author="PR Preview" w:date="2026-01-01T00:00:00Z">
+      <w:ins w:id="442" w:author="PR Preview" w:date="2026-01-01T00:00:00Z">
         <w:r>
           <w:t xml:space="preserve"> </w:t>
         </w:r>
       </w:ins>
       <w:hyperlink r:id="rId38">
-        <w:ins w:id="429" w:author="PR Preview" w:date="2026-01-01T00:00:00Z">
+        <w:ins w:id="443" w:author="PR Preview" w:date="2026-01-01T00:00:00Z">
           <w:r>
             <w:rPr>
               <w:rStyle w:val="VerbatimChar"/>
@@ -31054,42 +31108,42 @@
           </w:r>
         </w:ins>
       </w:hyperlink>
-      <w:ins w:id="430" w:author="PR Preview" w:date="2026-01-01T00:00:00Z">
+      <w:ins w:id="444" w:author="PR Preview" w:date="2026-01-01T00:00:00Z">
         <w:r>
           <w:t xml:space="preserve"> </w:t>
         </w:r>
       </w:ins>
-      <w:ins w:id="431" w:author="PR Preview" w:date="2026-01-01T00:00:00Z">
+      <w:ins w:id="445" w:author="PR Preview" w:date="2026-01-01T00:00:00Z">
         <w:r>
           <w:t xml:space="preserve">documentation,</w:t>
         </w:r>
       </w:ins>
-      <w:ins w:id="432" w:author="PR Preview" w:date="2026-01-01T00:00:00Z">
+      <w:ins w:id="446" w:author="PR Preview" w:date="2026-01-01T00:00:00Z">
         <w:r>
           <w:t xml:space="preserve"> </w:t>
         </w:r>
       </w:ins>
-      <w:ins w:id="433" w:author="PR Preview" w:date="2026-01-01T00:00:00Z">
+      <w:ins w:id="447" w:author="PR Preview" w:date="2026-01-01T00:00:00Z">
         <w:r>
           <w:t xml:space="preserve">the same way any other package function is written.</w:t>
         </w:r>
       </w:ins>
-      <w:ins w:id="434" w:author="PR Preview" w:date="2026-01-01T00:00:00Z">
+      <w:ins w:id="448" w:author="PR Preview" w:date="2026-01-01T00:00:00Z">
         <w:r>
           <w:t xml:space="preserve"> </w:t>
         </w:r>
       </w:ins>
-      <w:ins w:id="435" w:author="PR Preview" w:date="2026-01-01T00:00:00Z">
+      <w:ins w:id="449" w:author="PR Preview" w:date="2026-01-01T00:00:00Z">
         <w:r>
           <w:t xml:space="preserve">The chunk then shrinks to a call</w:t>
         </w:r>
       </w:ins>
-      <w:ins w:id="436" w:author="PR Preview" w:date="2026-01-01T00:00:00Z">
+      <w:ins w:id="450" w:author="PR Preview" w:date="2026-01-01T00:00:00Z">
         <w:r>
           <w:t xml:space="preserve"> </w:t>
         </w:r>
       </w:ins>
-      <w:ins w:id="437" w:author="PR Preview" w:date="2026-01-01T00:00:00Z">
+      <w:ins w:id="451" w:author="PR Preview" w:date="2026-01-01T00:00:00Z">
         <w:r>
           <w:t xml:space="preserve">plus whatever narrative or display wraps it.</w:t>
         </w:r>
@@ -31149,17 +31203,17 @@
       <w:pPr>
         <w:pStyle w:val="BodyText"/>
       </w:pPr>
-      <w:del w:id="438" w:author="PR Preview" w:date="2026-01-01T00:00:00Z">
+      <w:del w:id="452" w:author="PR Preview" w:date="2026-01-01T00:00:00Z">
         <w:r>
           <w:delText xml:space="preserve">Our shared linter set enforces the function-definition half of this rule:</w:delText>
         </w:r>
       </w:del>
-      <w:del w:id="439" w:author="PR Preview" w:date="2026-01-01T00:00:00Z">
+      <w:del w:id="453" w:author="PR Preview" w:date="2026-01-01T00:00:00Z">
         <w:r>
           <w:delText xml:space="preserve"> </w:delText>
         </w:r>
       </w:del>
-      <w:del w:id="440" w:author="PR Preview" w:date="2026-01-01T00:00:00Z">
+      <w:del w:id="454" w:author="PR Preview" w:date="2026-01-01T00:00:00Z">
         <w:r>
           <w:rPr>
             <w:rStyle w:val="VerbatimChar"/>
@@ -31167,22 +31221,22 @@
           <w:delText xml:space="preserve">lms::function_location_linter()</w:delText>
         </w:r>
       </w:del>
-      <w:del w:id="441" w:author="PR Preview" w:date="2026-01-01T00:00:00Z">
+      <w:del w:id="455" w:author="PR Preview" w:date="2026-01-01T00:00:00Z">
         <w:r>
           <w:delText xml:space="preserve"> </w:delText>
         </w:r>
       </w:del>
-      <w:del w:id="442" w:author="PR Preview" w:date="2026-01-01T00:00:00Z">
+      <w:del w:id="456" w:author="PR Preview" w:date="2026-01-01T00:00:00Z">
         <w:r>
           <w:delText xml:space="preserve">(part of</w:delText>
         </w:r>
       </w:del>
-      <w:del w:id="443" w:author="PR Preview" w:date="2026-01-01T00:00:00Z">
+      <w:del w:id="457" w:author="PR Preview" w:date="2026-01-01T00:00:00Z">
         <w:r>
           <w:delText xml:space="preserve"> </w:delText>
         </w:r>
       </w:del>
-      <w:del w:id="444" w:author="PR Preview" w:date="2026-01-01T00:00:00Z">
+      <w:del w:id="458" w:author="PR Preview" w:date="2026-01-01T00:00:00Z">
         <w:r>
           <w:rPr>
             <w:rStyle w:val="VerbatimChar"/>
@@ -31190,32 +31244,32 @@
           <w:delText xml:space="preserve">lms::default_linters()</w:delText>
         </w:r>
       </w:del>
-      <w:del w:id="445" w:author="PR Preview" w:date="2026-01-01T00:00:00Z">
+      <w:del w:id="459" w:author="PR Preview" w:date="2026-01-01T00:00:00Z">
         <w:r>
           <w:delText xml:space="preserve">)</w:delText>
         </w:r>
       </w:del>
-      <w:del w:id="446" w:author="PR Preview" w:date="2026-01-01T00:00:00Z">
+      <w:del w:id="460" w:author="PR Preview" w:date="2026-01-01T00:00:00Z">
         <w:r>
           <w:delText xml:space="preserve"> </w:delText>
         </w:r>
       </w:del>
-      <w:del w:id="447" w:author="PR Preview" w:date="2026-01-01T00:00:00Z">
+      <w:del w:id="461" w:author="PR Preview" w:date="2026-01-01T00:00:00Z">
         <w:r>
           <w:delText xml:space="preserve">flags a named function defined at the top level of any file</w:delText>
         </w:r>
       </w:del>
-      <w:del w:id="448" w:author="PR Preview" w:date="2026-01-01T00:00:00Z">
+      <w:del w:id="462" w:author="PR Preview" w:date="2026-01-01T00:00:00Z">
         <w:r>
           <w:delText xml:space="preserve"> </w:delText>
         </w:r>
       </w:del>
-      <w:del w:id="449" w:author="PR Preview" w:date="2026-01-01T00:00:00Z">
+      <w:del w:id="463" w:author="PR Preview" w:date="2026-01-01T00:00:00Z">
         <w:r>
           <w:delText xml:space="preserve">outside the designated directories (</w:delText>
         </w:r>
       </w:del>
-      <w:del w:id="450" w:author="PR Preview" w:date="2026-01-01T00:00:00Z">
+      <w:del w:id="464" w:author="PR Preview" w:date="2026-01-01T00:00:00Z">
         <w:r>
           <w:rPr>
             <w:rStyle w:val="VerbatimChar"/>
@@ -31223,22 +31277,22 @@
           <w:delText xml:space="preserve">R/</w:delText>
         </w:r>
       </w:del>
-      <w:del w:id="451" w:author="PR Preview" w:date="2026-01-01T00:00:00Z">
+      <w:del w:id="465" w:author="PR Preview" w:date="2026-01-01T00:00:00Z">
         <w:r>
           <w:delText xml:space="preserve"> </w:delText>
         </w:r>
       </w:del>
-      <w:del w:id="452" w:author="PR Preview" w:date="2026-01-01T00:00:00Z">
+      <w:del w:id="466" w:author="PR Preview" w:date="2026-01-01T00:00:00Z">
         <w:r>
           <w:delText xml:space="preserve">and</w:delText>
         </w:r>
       </w:del>
-      <w:del w:id="453" w:author="PR Preview" w:date="2026-01-01T00:00:00Z">
+      <w:del w:id="467" w:author="PR Preview" w:date="2026-01-01T00:00:00Z">
         <w:r>
           <w:delText xml:space="preserve"> </w:delText>
         </w:r>
       </w:del>
-      <w:del w:id="454" w:author="PR Preview" w:date="2026-01-01T00:00:00Z">
+      <w:del w:id="468" w:author="PR Preview" w:date="2026-01-01T00:00:00Z">
         <w:r>
           <w:rPr>
             <w:rStyle w:val="VerbatimChar"/>
@@ -31246,32 +31300,32 @@
           <w:delText xml:space="preserve">tests/</w:delText>
         </w:r>
       </w:del>
-      <w:del w:id="455" w:author="PR Preview" w:date="2026-01-01T00:00:00Z">
+      <w:del w:id="469" w:author="PR Preview" w:date="2026-01-01T00:00:00Z">
         <w:r>
           <w:delText xml:space="preserve"> </w:delText>
         </w:r>
       </w:del>
-      <w:del w:id="456" w:author="PR Preview" w:date="2026-01-01T00:00:00Z">
+      <w:del w:id="470" w:author="PR Preview" w:date="2026-01-01T00:00:00Z">
         <w:r>
           <w:delText xml:space="preserve">by default),</w:delText>
         </w:r>
       </w:del>
-      <w:del w:id="457" w:author="PR Preview" w:date="2026-01-01T00:00:00Z">
+      <w:del w:id="471" w:author="PR Preview" w:date="2026-01-01T00:00:00Z">
         <w:r>
           <w:delText xml:space="preserve"> </w:delText>
         </w:r>
       </w:del>
-      <w:del w:id="458" w:author="PR Preview" w:date="2026-01-01T00:00:00Z">
+      <w:del w:id="472" w:author="PR Preview" w:date="2026-01-01T00:00:00Z">
         <w:r>
           <w:delText xml:space="preserve">including inside a</w:delText>
         </w:r>
       </w:del>
-      <w:del w:id="459" w:author="PR Preview" w:date="2026-01-01T00:00:00Z">
+      <w:del w:id="473" w:author="PR Preview" w:date="2026-01-01T00:00:00Z">
         <w:r>
           <w:delText xml:space="preserve"> </w:delText>
         </w:r>
       </w:del>
-      <w:del w:id="460" w:author="PR Preview" w:date="2026-01-01T00:00:00Z">
+      <w:del w:id="474" w:author="PR Preview" w:date="2026-01-01T00:00:00Z">
         <w:r>
           <w:rPr>
             <w:rStyle w:val="VerbatimChar"/>
@@ -31279,72 +31333,72 @@
           <w:delText xml:space="preserve">.qmd</w:delText>
         </w:r>
       </w:del>
-      <w:del w:id="461" w:author="PR Preview" w:date="2026-01-01T00:00:00Z">
+      <w:del w:id="475" w:author="PR Preview" w:date="2026-01-01T00:00:00Z">
         <w:r>
           <w:delText xml:space="preserve"> </w:delText>
         </w:r>
       </w:del>
-      <w:del w:id="462" w:author="PR Preview" w:date="2026-01-01T00:00:00Z">
+      <w:del w:id="476" w:author="PR Preview" w:date="2026-01-01T00:00:00Z">
         <w:r>
           <w:delText xml:space="preserve">chunk.</w:delText>
         </w:r>
       </w:del>
-      <w:del w:id="463" w:author="PR Preview" w:date="2026-01-01T00:00:00Z">
+      <w:del w:id="477" w:author="PR Preview" w:date="2026-01-01T00:00:00Z">
         <w:r>
           <w:delText xml:space="preserve"> </w:delText>
         </w:r>
       </w:del>
-      <w:del w:id="464" w:author="PR Preview" w:date="2026-01-01T00:00:00Z">
+      <w:del w:id="478" w:author="PR Preview" w:date="2026-01-01T00:00:00Z">
         <w:r>
           <w:delText xml:space="preserve">Loose chunk logic that was never wrapped in a function at all</w:delText>
         </w:r>
       </w:del>
-      <w:del w:id="465" w:author="PR Preview" w:date="2026-01-01T00:00:00Z">
+      <w:del w:id="479" w:author="PR Preview" w:date="2026-01-01T00:00:00Z">
         <w:r>
           <w:delText xml:space="preserve"> </w:delText>
         </w:r>
       </w:del>
-      <w:del w:id="466" w:author="PR Preview" w:date="2026-01-01T00:00:00Z">
+      <w:del w:id="480" w:author="PR Preview" w:date="2026-01-01T00:00:00Z">
         <w:r>
           <w:delText xml:space="preserve">is not something a linter can catch,</w:delText>
         </w:r>
       </w:del>
-      <w:del w:id="467" w:author="PR Preview" w:date="2026-01-01T00:00:00Z">
+      <w:del w:id="481" w:author="PR Preview" w:date="2026-01-01T00:00:00Z">
         <w:r>
           <w:delText xml:space="preserve"> </w:delText>
         </w:r>
       </w:del>
-      <w:del w:id="468" w:author="PR Preview" w:date="2026-01-01T00:00:00Z">
+      <w:del w:id="482" w:author="PR Preview" w:date="2026-01-01T00:00:00Z">
         <w:r>
           <w:delText xml:space="preserve">so watch for it when writing and reviewing analyses:</w:delText>
         </w:r>
       </w:del>
-      <w:del w:id="469" w:author="PR Preview" w:date="2026-01-01T00:00:00Z">
+      <w:del w:id="483" w:author="PR Preview" w:date="2026-01-01T00:00:00Z">
         <w:r>
           <w:delText xml:space="preserve"> </w:delText>
         </w:r>
       </w:del>
-      <w:del w:id="470" w:author="PR Preview" w:date="2026-01-01T00:00:00Z">
+      <w:del w:id="484" w:author="PR Preview" w:date="2026-01-01T00:00:00Z">
         <w:r>
           <w:delText xml:space="preserve">a chunk carrying substantial inline logic is a decomposition finding,</w:delText>
         </w:r>
       </w:del>
-      <w:del w:id="471" w:author="PR Preview" w:date="2026-01-01T00:00:00Z">
+      <w:del w:id="485" w:author="PR Preview" w:date="2026-01-01T00:00:00Z">
         <w:r>
           <w:delText xml:space="preserve"> </w:delText>
         </w:r>
       </w:del>
-      <w:del w:id="472" w:author="PR Preview" w:date="2026-01-01T00:00:00Z">
+      <w:del w:id="486" w:author="PR Preview" w:date="2026-01-01T00:00:00Z">
         <w:r>
           <w:delText xml:space="preserve">and the fix is to move the logic into</w:delText>
         </w:r>
       </w:del>
-      <w:del w:id="473" w:author="PR Preview" w:date="2026-01-01T00:00:00Z">
+      <w:del w:id="487" w:author="PR Preview" w:date="2026-01-01T00:00:00Z">
         <w:r>
           <w:delText xml:space="preserve"> </w:delText>
         </w:r>
       </w:del>
-      <w:del w:id="474" w:author="PR Preview" w:date="2026-01-01T00:00:00Z">
+      <w:del w:id="488" w:author="PR Preview" w:date="2026-01-01T00:00:00Z">
         <w:r>
           <w:rPr>
             <w:rStyle w:val="VerbatimChar"/>
@@ -31352,12 +31406,12 @@
           <w:delText xml:space="preserve">R/</w:delText>
         </w:r>
       </w:del>
-      <w:del w:id="475" w:author="PR Preview" w:date="2026-01-01T00:00:00Z">
+      <w:del w:id="489" w:author="PR Preview" w:date="2026-01-01T00:00:00Z">
         <w:r>
           <w:delText xml:space="preserve"> </w:delText>
         </w:r>
       </w:del>
-      <w:del w:id="476" w:author="PR Preview" w:date="2026-01-01T00:00:00Z">
+      <w:del w:id="490" w:author="PR Preview" w:date="2026-01-01T00:00:00Z">
         <w:r>
           <w:delText xml:space="preserve">and leave the chunk calling it.</w:delText>
         </w:r>
@@ -31367,17 +31421,17 @@
       <w:pPr>
         <w:pStyle w:val="BodyText"/>
       </w:pPr>
-      <w:ins w:id="477" w:author="PR Preview" w:date="2026-01-01T00:00:00Z">
+      <w:ins w:id="491" w:author="PR Preview" w:date="2026-01-01T00:00:00Z">
         <w:r>
           <w:t xml:space="preserve">The UCD-SERG shared linter set enforces the function-definition half of this rule:</w:t>
         </w:r>
       </w:ins>
-      <w:ins w:id="478" w:author="PR Preview" w:date="2026-01-01T00:00:00Z">
+      <w:ins w:id="492" w:author="PR Preview" w:date="2026-01-01T00:00:00Z">
         <w:r>
           <w:t xml:space="preserve"> </w:t>
         </w:r>
       </w:ins>
-      <w:ins w:id="479" w:author="PR Preview" w:date="2026-01-01T00:00:00Z">
+      <w:ins w:id="493" w:author="PR Preview" w:date="2026-01-01T00:00:00Z">
         <w:r>
           <w:rPr>
             <w:rStyle w:val="VerbatimChar"/>
@@ -31385,22 +31439,22 @@
           <w:t xml:space="preserve">lms::function_location_linter()</w:t>
         </w:r>
       </w:ins>
-      <w:ins w:id="480" w:author="PR Preview" w:date="2026-01-01T00:00:00Z">
+      <w:ins w:id="494" w:author="PR Preview" w:date="2026-01-01T00:00:00Z">
         <w:r>
           <w:t xml:space="preserve"> </w:t>
         </w:r>
       </w:ins>
-      <w:ins w:id="481" w:author="PR Preview" w:date="2026-01-01T00:00:00Z">
+      <w:ins w:id="495" w:author="PR Preview" w:date="2026-01-01T00:00:00Z">
         <w:r>
           <w:t xml:space="preserve">(part of</w:t>
         </w:r>
       </w:ins>
-      <w:ins w:id="482" w:author="PR Preview" w:date="2026-01-01T00:00:00Z">
+      <w:ins w:id="496" w:author="PR Preview" w:date="2026-01-01T00:00:00Z">
         <w:r>
           <w:t xml:space="preserve"> </w:t>
         </w:r>
       </w:ins>
-      <w:ins w:id="483" w:author="PR Preview" w:date="2026-01-01T00:00:00Z">
+      <w:ins w:id="497" w:author="PR Preview" w:date="2026-01-01T00:00:00Z">
         <w:r>
           <w:rPr>
             <w:rStyle w:val="VerbatimChar"/>
@@ -31408,32 +31462,32 @@
           <w:t xml:space="preserve">lms::default_linters()</w:t>
         </w:r>
       </w:ins>
-      <w:ins w:id="484" w:author="PR Preview" w:date="2026-01-01T00:00:00Z">
+      <w:ins w:id="498" w:author="PR Preview" w:date="2026-01-01T00:00:00Z">
         <w:r>
           <w:t xml:space="preserve">)</w:t>
         </w:r>
       </w:ins>
-      <w:ins w:id="485" w:author="PR Preview" w:date="2026-01-01T00:00:00Z">
+      <w:ins w:id="499" w:author="PR Preview" w:date="2026-01-01T00:00:00Z">
         <w:r>
           <w:t xml:space="preserve"> </w:t>
         </w:r>
       </w:ins>
-      <w:ins w:id="486" w:author="PR Preview" w:date="2026-01-01T00:00:00Z">
+      <w:ins w:id="500" w:author="PR Preview" w:date="2026-01-01T00:00:00Z">
         <w:r>
           <w:t xml:space="preserve">flags a named function defined at the top level of any file</w:t>
         </w:r>
       </w:ins>
-      <w:ins w:id="487" w:author="PR Preview" w:date="2026-01-01T00:00:00Z">
+      <w:ins w:id="501" w:author="PR Preview" w:date="2026-01-01T00:00:00Z">
         <w:r>
           <w:t xml:space="preserve"> </w:t>
         </w:r>
       </w:ins>
-      <w:ins w:id="488" w:author="PR Preview" w:date="2026-01-01T00:00:00Z">
+      <w:ins w:id="502" w:author="PR Preview" w:date="2026-01-01T00:00:00Z">
         <w:r>
           <w:t xml:space="preserve">outside the designated directories (</w:t>
         </w:r>
       </w:ins>
-      <w:ins w:id="489" w:author="PR Preview" w:date="2026-01-01T00:00:00Z">
+      <w:ins w:id="503" w:author="PR Preview" w:date="2026-01-01T00:00:00Z">
         <w:r>
           <w:rPr>
             <w:rStyle w:val="VerbatimChar"/>
@@ -31441,22 +31495,22 @@
           <w:t xml:space="preserve">R/</w:t>
         </w:r>
       </w:ins>
-      <w:ins w:id="490" w:author="PR Preview" w:date="2026-01-01T00:00:00Z">
+      <w:ins w:id="504" w:author="PR Preview" w:date="2026-01-01T00:00:00Z">
         <w:r>
           <w:t xml:space="preserve"> </w:t>
         </w:r>
       </w:ins>
-      <w:ins w:id="491" w:author="PR Preview" w:date="2026-01-01T00:00:00Z">
+      <w:ins w:id="505" w:author="PR Preview" w:date="2026-01-01T00:00:00Z">
         <w:r>
           <w:t xml:space="preserve">and</w:t>
         </w:r>
       </w:ins>
-      <w:ins w:id="492" w:author="PR Preview" w:date="2026-01-01T00:00:00Z">
+      <w:ins w:id="506" w:author="PR Preview" w:date="2026-01-01T00:00:00Z">
         <w:r>
           <w:t xml:space="preserve"> </w:t>
         </w:r>
       </w:ins>
-      <w:ins w:id="493" w:author="PR Preview" w:date="2026-01-01T00:00:00Z">
+      <w:ins w:id="507" w:author="PR Preview" w:date="2026-01-01T00:00:00Z">
         <w:r>
           <w:rPr>
             <w:rStyle w:val="VerbatimChar"/>
@@ -31464,32 +31518,32 @@
           <w:t xml:space="preserve">tests/</w:t>
         </w:r>
       </w:ins>
-      <w:ins w:id="494" w:author="PR Preview" w:date="2026-01-01T00:00:00Z">
+      <w:ins w:id="508" w:author="PR Preview" w:date="2026-01-01T00:00:00Z">
         <w:r>
           <w:t xml:space="preserve"> </w:t>
         </w:r>
       </w:ins>
-      <w:ins w:id="495" w:author="PR Preview" w:date="2026-01-01T00:00:00Z">
+      <w:ins w:id="509" w:author="PR Preview" w:date="2026-01-01T00:00:00Z">
         <w:r>
           <w:t xml:space="preserve">by default),</w:t>
         </w:r>
       </w:ins>
-      <w:ins w:id="496" w:author="PR Preview" w:date="2026-01-01T00:00:00Z">
+      <w:ins w:id="510" w:author="PR Preview" w:date="2026-01-01T00:00:00Z">
         <w:r>
           <w:t xml:space="preserve"> </w:t>
         </w:r>
       </w:ins>
-      <w:ins w:id="497" w:author="PR Preview" w:date="2026-01-01T00:00:00Z">
+      <w:ins w:id="511" w:author="PR Preview" w:date="2026-01-01T00:00:00Z">
         <w:r>
           <w:t xml:space="preserve">including inside a</w:t>
         </w:r>
       </w:ins>
-      <w:ins w:id="498" w:author="PR Preview" w:date="2026-01-01T00:00:00Z">
+      <w:ins w:id="512" w:author="PR Preview" w:date="2026-01-01T00:00:00Z">
         <w:r>
           <w:t xml:space="preserve"> </w:t>
         </w:r>
       </w:ins>
-      <w:ins w:id="499" w:author="PR Preview" w:date="2026-01-01T00:00:00Z">
+      <w:ins w:id="513" w:author="PR Preview" w:date="2026-01-01T00:00:00Z">
         <w:r>
           <w:rPr>
             <w:rStyle w:val="VerbatimChar"/>
@@ -31497,72 +31551,72 @@
           <w:t xml:space="preserve">.qmd</w:t>
         </w:r>
       </w:ins>
-      <w:ins w:id="500" w:author="PR Preview" w:date="2026-01-01T00:00:00Z">
+      <w:ins w:id="514" w:author="PR Preview" w:date="2026-01-01T00:00:00Z">
         <w:r>
           <w:t xml:space="preserve"> </w:t>
         </w:r>
       </w:ins>
-      <w:ins w:id="501" w:author="PR Preview" w:date="2026-01-01T00:00:00Z">
+      <w:ins w:id="515" w:author="PR Preview" w:date="2026-01-01T00:00:00Z">
         <w:r>
           <w:t xml:space="preserve">chunk.</w:t>
         </w:r>
       </w:ins>
-      <w:ins w:id="502" w:author="PR Preview" w:date="2026-01-01T00:00:00Z">
+      <w:ins w:id="516" w:author="PR Preview" w:date="2026-01-01T00:00:00Z">
         <w:r>
           <w:t xml:space="preserve"> </w:t>
         </w:r>
       </w:ins>
-      <w:ins w:id="503" w:author="PR Preview" w:date="2026-01-01T00:00:00Z">
+      <w:ins w:id="517" w:author="PR Preview" w:date="2026-01-01T00:00:00Z">
         <w:r>
           <w:t xml:space="preserve">Loose chunk logic that was never wrapped in a function at all</w:t>
         </w:r>
       </w:ins>
-      <w:ins w:id="504" w:author="PR Preview" w:date="2026-01-01T00:00:00Z">
+      <w:ins w:id="518" w:author="PR Preview" w:date="2026-01-01T00:00:00Z">
         <w:r>
           <w:t xml:space="preserve"> </w:t>
         </w:r>
       </w:ins>
-      <w:ins w:id="505" w:author="PR Preview" w:date="2026-01-01T00:00:00Z">
+      <w:ins w:id="519" w:author="PR Preview" w:date="2026-01-01T00:00:00Z">
         <w:r>
           <w:t xml:space="preserve">is not something a linter can catch,</w:t>
         </w:r>
       </w:ins>
-      <w:ins w:id="506" w:author="PR Preview" w:date="2026-01-01T00:00:00Z">
+      <w:ins w:id="520" w:author="PR Preview" w:date="2026-01-01T00:00:00Z">
         <w:r>
           <w:t xml:space="preserve"> </w:t>
         </w:r>
       </w:ins>
-      <w:ins w:id="507" w:author="PR Preview" w:date="2026-01-01T00:00:00Z">
+      <w:ins w:id="521" w:author="PR Preview" w:date="2026-01-01T00:00:00Z">
         <w:r>
           <w:t xml:space="preserve">so watch for it when writing and reviewing analyses:</w:t>
         </w:r>
       </w:ins>
-      <w:ins w:id="508" w:author="PR Preview" w:date="2026-01-01T00:00:00Z">
+      <w:ins w:id="522" w:author="PR Preview" w:date="2026-01-01T00:00:00Z">
         <w:r>
           <w:t xml:space="preserve"> </w:t>
         </w:r>
       </w:ins>
-      <w:ins w:id="509" w:author="PR Preview" w:date="2026-01-01T00:00:00Z">
+      <w:ins w:id="523" w:author="PR Preview" w:date="2026-01-01T00:00:00Z">
         <w:r>
           <w:t xml:space="preserve">a chunk carrying substantial inline logic is a decomposition finding,</w:t>
         </w:r>
       </w:ins>
-      <w:ins w:id="510" w:author="PR Preview" w:date="2026-01-01T00:00:00Z">
+      <w:ins w:id="524" w:author="PR Preview" w:date="2026-01-01T00:00:00Z">
         <w:r>
           <w:t xml:space="preserve"> </w:t>
         </w:r>
       </w:ins>
-      <w:ins w:id="511" w:author="PR Preview" w:date="2026-01-01T00:00:00Z">
+      <w:ins w:id="525" w:author="PR Preview" w:date="2026-01-01T00:00:00Z">
         <w:r>
           <w:t xml:space="preserve">and the fix is to move the logic into</w:t>
         </w:r>
       </w:ins>
-      <w:ins w:id="512" w:author="PR Preview" w:date="2026-01-01T00:00:00Z">
+      <w:ins w:id="526" w:author="PR Preview" w:date="2026-01-01T00:00:00Z">
         <w:r>
           <w:t xml:space="preserve"> </w:t>
         </w:r>
       </w:ins>
-      <w:ins w:id="513" w:author="PR Preview" w:date="2026-01-01T00:00:00Z">
+      <w:ins w:id="527" w:author="PR Preview" w:date="2026-01-01T00:00:00Z">
         <w:r>
           <w:rPr>
             <w:rStyle w:val="VerbatimChar"/>
@@ -31570,12 +31624,12 @@
           <w:t xml:space="preserve">R/</w:t>
         </w:r>
       </w:ins>
-      <w:ins w:id="514" w:author="PR Preview" w:date="2026-01-01T00:00:00Z">
+      <w:ins w:id="528" w:author="PR Preview" w:date="2026-01-01T00:00:00Z">
         <w:r>
           <w:t xml:space="preserve"> </w:t>
         </w:r>
       </w:ins>
-      <w:ins w:id="515" w:author="PR Preview" w:date="2026-01-01T00:00:00Z">
+      <w:ins w:id="529" w:author="PR Preview" w:date="2026-01-01T00:00:00Z">
         <w:r>
           <w:t xml:space="preserve">and leave the chunk calling it.</w:t>
         </w:r>
@@ -32421,18 +32475,18 @@
       <w:pPr>
         <w:pStyle w:val="FirstParagraph"/>
       </w:pPr>
-      <w:del w:id="516" w:author="PR Preview" w:date="2026-01-01T00:00:00Z">
+      <w:del w:id="530" w:author="PR Preview" w:date="2026-01-01T00:00:00Z">
         <w:r>
           <w:delText xml:space="preserve">The</w:delText>
         </w:r>
       </w:del>
-      <w:del w:id="517" w:author="PR Preview" w:date="2026-01-01T00:00:00Z">
+      <w:del w:id="531" w:author="PR Preview" w:date="2026-01-01T00:00:00Z">
         <w:r>
           <w:delText xml:space="preserve"> </w:delText>
         </w:r>
       </w:del>
       <w:hyperlink r:id="rId196">
-        <w:del w:id="518" w:author="PR Preview" w:date="2026-01-01T00:00:00Z">
+        <w:del w:id="532" w:author="PR Preview" w:date="2026-01-01T00:00:00Z">
           <w:r>
             <w:rPr>
               <w:rStyle w:val="Hyperlink"/>
@@ -32441,32 +32495,32 @@
           </w:r>
         </w:del>
       </w:hyperlink>
-      <w:del w:id="519" w:author="PR Preview" w:date="2026-01-01T00:00:00Z">
+      <w:del w:id="533" w:author="PR Preview" w:date="2026-01-01T00:00:00Z">
         <w:r>
           <w:delText xml:space="preserve"> </w:delText>
         </w:r>
       </w:del>
-      <w:del w:id="520" w:author="PR Preview" w:date="2026-01-01T00:00:00Z">
+      <w:del w:id="534" w:author="PR Preview" w:date="2026-01-01T00:00:00Z">
         <w:r>
           <w:delText xml:space="preserve">GitHub organization, maintained primarily by the Posit team,</w:delText>
         </w:r>
       </w:del>
-      <w:del w:id="521" w:author="PR Preview" w:date="2026-01-01T00:00:00Z">
+      <w:del w:id="535" w:author="PR Preview" w:date="2026-01-01T00:00:00Z">
         <w:r>
           <w:delText xml:space="preserve"> </w:delText>
         </w:r>
       </w:del>
-      <w:del w:id="522" w:author="PR Preview" w:date="2026-01-01T00:00:00Z">
+      <w:del w:id="536" w:author="PR Preview" w:date="2026-01-01T00:00:00Z">
         <w:r>
           <w:delText xml:space="preserve">hosts a collection of foundational R packages for package development, infrastructure, and general programming.</w:delText>
         </w:r>
       </w:del>
-      <w:del w:id="523" w:author="PR Preview" w:date="2026-01-01T00:00:00Z">
+      <w:del w:id="537" w:author="PR Preview" w:date="2026-01-01T00:00:00Z">
         <w:r>
           <w:delText xml:space="preserve"> </w:delText>
         </w:r>
       </w:del>
-      <w:del w:id="524" w:author="PR Preview" w:date="2026-01-01T00:00:00Z">
+      <w:del w:id="538" w:author="PR Preview" w:date="2026-01-01T00:00:00Z">
         <w:r>
           <w:delText xml:space="preserve">These packages underpin much of the modern R ecosystem and are widely used in our lab’s workflows.</w:delText>
         </w:r>
@@ -32476,18 +32530,18 @@
       <w:pPr>
         <w:pStyle w:val="FirstParagraph"/>
       </w:pPr>
-      <w:ins w:id="525" w:author="PR Preview" w:date="2026-01-01T00:00:00Z">
+      <w:ins w:id="539" w:author="PR Preview" w:date="2026-01-01T00:00:00Z">
         <w:r>
           <w:t xml:space="preserve">The</w:t>
         </w:r>
       </w:ins>
-      <w:ins w:id="526" w:author="PR Preview" w:date="2026-01-01T00:00:00Z">
+      <w:ins w:id="540" w:author="PR Preview" w:date="2026-01-01T00:00:00Z">
         <w:r>
           <w:t xml:space="preserve"> </w:t>
         </w:r>
       </w:ins>
       <w:hyperlink r:id="rId196">
-        <w:ins w:id="527" w:author="PR Preview" w:date="2026-01-01T00:00:00Z">
+        <w:ins w:id="541" w:author="PR Preview" w:date="2026-01-01T00:00:00Z">
           <w:r>
             <w:rPr>
               <w:rStyle w:val="Hyperlink"/>
@@ -32496,32 +32550,32 @@
           </w:r>
         </w:ins>
       </w:hyperlink>
-      <w:ins w:id="528" w:author="PR Preview" w:date="2026-01-01T00:00:00Z">
+      <w:ins w:id="542" w:author="PR Preview" w:date="2026-01-01T00:00:00Z">
         <w:r>
           <w:t xml:space="preserve"> </w:t>
         </w:r>
       </w:ins>
-      <w:ins w:id="529" w:author="PR Preview" w:date="2026-01-01T00:00:00Z">
+      <w:ins w:id="543" w:author="PR Preview" w:date="2026-01-01T00:00:00Z">
         <w:r>
           <w:t xml:space="preserve">GitHub organization, maintained primarily by the Posit team,</w:t>
         </w:r>
       </w:ins>
-      <w:ins w:id="530" w:author="PR Preview" w:date="2026-01-01T00:00:00Z">
+      <w:ins w:id="544" w:author="PR Preview" w:date="2026-01-01T00:00:00Z">
         <w:r>
           <w:t xml:space="preserve"> </w:t>
         </w:r>
       </w:ins>
-      <w:ins w:id="531" w:author="PR Preview" w:date="2026-01-01T00:00:00Z">
+      <w:ins w:id="545" w:author="PR Preview" w:date="2026-01-01T00:00:00Z">
         <w:r>
           <w:t xml:space="preserve">hosts a collection of foundational R packages for package development, infrastructure, and general programming.</w:t>
         </w:r>
       </w:ins>
-      <w:ins w:id="532" w:author="PR Preview" w:date="2026-01-01T00:00:00Z">
+      <w:ins w:id="546" w:author="PR Preview" w:date="2026-01-01T00:00:00Z">
         <w:r>
           <w:t xml:space="preserve"> </w:t>
         </w:r>
       </w:ins>
-      <w:ins w:id="533" w:author="PR Preview" w:date="2026-01-01T00:00:00Z">
+      <w:ins w:id="547" w:author="PR Preview" w:date="2026-01-01T00:00:00Z">
         <w:r>
           <w:t xml:space="preserve">These packages underpin much of the modern R ecosystem and are widely used in research workflows.</w:t>
         </w:r>
@@ -36195,17 +36249,17 @@
       <w:pPr>
         <w:pStyle w:val="FirstParagraph"/>
       </w:pPr>
-      <w:del w:id="534" w:author="PR Preview" w:date="2026-01-01T00:00:00Z">
+      <w:del w:id="548" w:author="PR Preview" w:date="2026-01-01T00:00:00Z">
         <w:r>
           <w:delText xml:space="preserve">These actions are widely used across R packages hosted on GitHub,</w:delText>
         </w:r>
       </w:del>
-      <w:del w:id="535" w:author="PR Preview" w:date="2026-01-01T00:00:00Z">
+      <w:del w:id="549" w:author="PR Preview" w:date="2026-01-01T00:00:00Z">
         <w:r>
           <w:delText xml:space="preserve"> </w:delText>
         </w:r>
       </w:del>
-      <w:del w:id="536" w:author="PR Preview" w:date="2026-01-01T00:00:00Z">
+      <w:del w:id="550" w:author="PR Preview" w:date="2026-01-01T00:00:00Z">
         <w:r>
           <w:delText xml:space="preserve">including this lab’s repositories.</w:delText>
         </w:r>
@@ -36215,17 +36269,17 @@
       <w:pPr>
         <w:pStyle w:val="FirstParagraph"/>
       </w:pPr>
-      <w:ins w:id="537" w:author="PR Preview" w:date="2026-01-01T00:00:00Z">
+      <w:ins w:id="551" w:author="PR Preview" w:date="2026-01-01T00:00:00Z">
         <w:r>
           <w:t xml:space="preserve">These actions are widely used across R packages hosted on GitHub,</w:t>
         </w:r>
       </w:ins>
-      <w:ins w:id="538" w:author="PR Preview" w:date="2026-01-01T00:00:00Z">
+      <w:ins w:id="552" w:author="PR Preview" w:date="2026-01-01T00:00:00Z">
         <w:r>
           <w:t xml:space="preserve"> </w:t>
         </w:r>
       </w:ins>
-      <w:ins w:id="539" w:author="PR Preview" w:date="2026-01-01T00:00:00Z">
+      <w:ins w:id="553" w:author="PR Preview" w:date="2026-01-01T00:00:00Z">
         <w:r>
           <w:t xml:space="preserve">including the repositories behind these notes.</w:t>
         </w:r>
@@ -40315,58 +40369,58 @@
       <w:pPr>
         <w:pStyle w:val="FirstParagraph"/>
       </w:pPr>
-      <w:del w:id="540" w:author="PR Preview" w:date="2026-01-01T00:00:00Z">
+      <w:del w:id="554" w:author="PR Preview" w:date="2026-01-01T00:00:00Z">
         <w:r>
           <w:delText xml:space="preserve">Peer code review is a collaborative practice that improves scientific rigor,</w:delText>
         </w:r>
       </w:del>
-      <w:del w:id="541" w:author="PR Preview" w:date="2026-01-01T00:00:00Z">
+      <w:del w:id="555" w:author="PR Preview" w:date="2026-01-01T00:00:00Z">
         <w:r>
           <w:delText xml:space="preserve"> </w:delText>
         </w:r>
       </w:del>
-      <w:del w:id="542" w:author="PR Preview" w:date="2026-01-01T00:00:00Z">
+      <w:del w:id="556" w:author="PR Preview" w:date="2026-01-01T00:00:00Z">
         <w:r>
           <w:delText xml:space="preserve">fosters shared understanding,</w:delText>
         </w:r>
       </w:del>
-      <w:del w:id="543" w:author="PR Preview" w:date="2026-01-01T00:00:00Z">
+      <w:del w:id="557" w:author="PR Preview" w:date="2026-01-01T00:00:00Z">
         <w:r>
           <w:delText xml:space="preserve"> </w:delText>
         </w:r>
       </w:del>
-      <w:del w:id="544" w:author="PR Preview" w:date="2026-01-01T00:00:00Z">
+      <w:del w:id="558" w:author="PR Preview" w:date="2026-01-01T00:00:00Z">
         <w:r>
           <w:delText xml:space="preserve">and catches bugs before analysis results are shared or published.</w:delText>
         </w:r>
       </w:del>
-      <w:del w:id="545" w:author="PR Preview" w:date="2026-01-01T00:00:00Z">
+      <w:del w:id="559" w:author="PR Preview" w:date="2026-01-01T00:00:00Z">
         <w:r>
           <w:delText xml:space="preserve"> </w:delText>
         </w:r>
       </w:del>
-      <w:del w:id="546" w:author="PR Preview" w:date="2026-01-01T00:00:00Z">
+      <w:del w:id="560" w:author="PR Preview" w:date="2026-01-01T00:00:00Z">
         <w:r>
           <w:delText xml:space="preserve">The lab’s pull request workflow, author and reviewer expectations, and response protocol</w:delText>
         </w:r>
       </w:del>
-      <w:del w:id="547" w:author="PR Preview" w:date="2026-01-01T00:00:00Z">
+      <w:del w:id="561" w:author="PR Preview" w:date="2026-01-01T00:00:00Z">
         <w:r>
           <w:delText xml:space="preserve"> </w:delText>
         </w:r>
       </w:del>
-      <w:del w:id="548" w:author="PR Preview" w:date="2026-01-01T00:00:00Z">
+      <w:del w:id="562" w:author="PR Preview" w:date="2026-01-01T00:00:00Z">
         <w:r>
           <w:delText xml:space="preserve">are consolidated in</w:delText>
         </w:r>
       </w:del>
-      <w:del w:id="549" w:author="PR Preview" w:date="2026-01-01T00:00:00Z">
+      <w:del w:id="563" w:author="PR Preview" w:date="2026-01-01T00:00:00Z">
         <w:r>
           <w:delText xml:space="preserve"> </w:delText>
         </w:r>
       </w:del>
       <w:hyperlink r:id="rId326">
-        <w:del w:id="550" w:author="PR Preview" w:date="2026-01-01T00:00:00Z">
+        <w:del w:id="564" w:author="PR Preview" w:date="2026-01-01T00:00:00Z">
           <w:r>
             <w:rPr>
               <w:rStyle w:val="Hyperlink"/>
@@ -40375,7 +40429,7 @@
           </w:r>
         </w:del>
       </w:hyperlink>
-      <w:del w:id="551" w:author="PR Preview" w:date="2026-01-01T00:00:00Z">
+      <w:del w:id="565" w:author="PR Preview" w:date="2026-01-01T00:00:00Z">
         <w:r>
           <w:delText xml:space="preserve">.</w:delText>
         </w:r>
@@ -40385,58 +40439,58 @@
       <w:pPr>
         <w:pStyle w:val="FirstParagraph"/>
       </w:pPr>
-      <w:ins w:id="552" w:author="PR Preview" w:date="2026-01-01T00:00:00Z">
+      <w:ins w:id="566" w:author="PR Preview" w:date="2026-01-01T00:00:00Z">
         <w:r>
           <w:t xml:space="preserve">Peer code review is a collaborative practice that improves scientific rigor,</w:t>
         </w:r>
       </w:ins>
-      <w:ins w:id="553" w:author="PR Preview" w:date="2026-01-01T00:00:00Z">
+      <w:ins w:id="567" w:author="PR Preview" w:date="2026-01-01T00:00:00Z">
         <w:r>
           <w:t xml:space="preserve"> </w:t>
         </w:r>
       </w:ins>
-      <w:ins w:id="554" w:author="PR Preview" w:date="2026-01-01T00:00:00Z">
+      <w:ins w:id="568" w:author="PR Preview" w:date="2026-01-01T00:00:00Z">
         <w:r>
           <w:t xml:space="preserve">fosters shared understanding,</w:t>
         </w:r>
       </w:ins>
-      <w:ins w:id="555" w:author="PR Preview" w:date="2026-01-01T00:00:00Z">
+      <w:ins w:id="569" w:author="PR Preview" w:date="2026-01-01T00:00:00Z">
         <w:r>
           <w:t xml:space="preserve"> </w:t>
         </w:r>
       </w:ins>
-      <w:ins w:id="556" w:author="PR Preview" w:date="2026-01-01T00:00:00Z">
+      <w:ins w:id="570" w:author="PR Preview" w:date="2026-01-01T00:00:00Z">
         <w:r>
           <w:t xml:space="preserve">and catches bugs before analysis results are shared or published.</w:t>
         </w:r>
       </w:ins>
-      <w:ins w:id="557" w:author="PR Preview" w:date="2026-01-01T00:00:00Z">
+      <w:ins w:id="571" w:author="PR Preview" w:date="2026-01-01T00:00:00Z">
         <w:r>
           <w:t xml:space="preserve"> </w:t>
         </w:r>
       </w:ins>
-      <w:ins w:id="558" w:author="PR Preview" w:date="2026-01-01T00:00:00Z">
+      <w:ins w:id="572" w:author="PR Preview" w:date="2026-01-01T00:00:00Z">
         <w:r>
           <w:t xml:space="preserve">The pull request workflow, author and reviewer expectations, and response protocol</w:t>
         </w:r>
       </w:ins>
-      <w:ins w:id="559" w:author="PR Preview" w:date="2026-01-01T00:00:00Z">
+      <w:ins w:id="573" w:author="PR Preview" w:date="2026-01-01T00:00:00Z">
         <w:r>
           <w:t xml:space="preserve"> </w:t>
         </w:r>
       </w:ins>
-      <w:ins w:id="560" w:author="PR Preview" w:date="2026-01-01T00:00:00Z">
+      <w:ins w:id="574" w:author="PR Preview" w:date="2026-01-01T00:00:00Z">
         <w:r>
           <w:t xml:space="preserve">are consolidated in</w:t>
         </w:r>
       </w:ins>
-      <w:ins w:id="561" w:author="PR Preview" w:date="2026-01-01T00:00:00Z">
+      <w:ins w:id="575" w:author="PR Preview" w:date="2026-01-01T00:00:00Z">
         <w:r>
           <w:t xml:space="preserve"> </w:t>
         </w:r>
       </w:ins>
       <w:hyperlink r:id="rId326">
-        <w:ins w:id="562" w:author="PR Preview" w:date="2026-01-01T00:00:00Z">
+        <w:ins w:id="576" w:author="PR Preview" w:date="2026-01-01T00:00:00Z">
           <w:r>
             <w:rPr>
               <w:rStyle w:val="Hyperlink"/>
@@ -40445,7 +40499,7 @@
           </w:r>
         </w:ins>
       </w:hyperlink>
-      <w:ins w:id="563" w:author="PR Preview" w:date="2026-01-01T00:00:00Z">
+      <w:ins w:id="577" w:author="PR Preview" w:date="2026-01-01T00:00:00Z">
         <w:r>
           <w:t xml:space="preserve">.</w:t>
         </w:r>
@@ -40526,7 +40580,7 @@
           <w:numId w:val="1065"/>
         </w:numPr>
       </w:pPr>
-      <w:del w:id="564" w:author="PR Preview" w:date="2026-01-01T00:00:00Z">
+      <w:del w:id="578" w:author="PR Preview" w:date="2026-01-01T00:00:00Z">
         <w:r>
           <w:rPr>
             <w:b/>
@@ -40535,17 +40589,17 @@
           <w:delText xml:space="preserve">Knowledge transfer</w:delText>
         </w:r>
       </w:del>
-      <w:del w:id="565" w:author="PR Preview" w:date="2026-01-01T00:00:00Z">
+      <w:del w:id="579" w:author="PR Preview" w:date="2026-01-01T00:00:00Z">
         <w:r>
           <w:delText xml:space="preserve">: Sharing analytical methods, R idioms,</w:delText>
         </w:r>
       </w:del>
-      <w:del w:id="566" w:author="PR Preview" w:date="2026-01-01T00:00:00Z">
+      <w:del w:id="580" w:author="PR Preview" w:date="2026-01-01T00:00:00Z">
         <w:r>
           <w:delText xml:space="preserve"> </w:delText>
         </w:r>
       </w:del>
-      <w:del w:id="567" w:author="PR Preview" w:date="2026-01-01T00:00:00Z">
+      <w:del w:id="581" w:author="PR Preview" w:date="2026-01-01T00:00:00Z">
         <w:r>
           <w:delText xml:space="preserve">and package features across the lab team.</w:delText>
         </w:r>
@@ -40559,7 +40613,7 @@
           <w:numId w:val="1065"/>
         </w:numPr>
       </w:pPr>
-      <w:del w:id="568" w:author="PR Preview" w:date="2026-01-01T00:00:00Z">
+      <w:del w:id="582" w:author="PR Preview" w:date="2026-01-01T00:00:00Z">
         <w:r>
           <w:rPr>
             <w:b/>
@@ -40568,17 +40622,17 @@
           <w:delText xml:space="preserve">Maintainability</w:delText>
         </w:r>
       </w:del>
-      <w:del w:id="569" w:author="PR Preview" w:date="2026-01-01T00:00:00Z">
+      <w:del w:id="583" w:author="PR Preview" w:date="2026-01-01T00:00:00Z">
         <w:r>
           <w:delText xml:space="preserve">: Ensuring that analysis pipelines can be understood,</w:delText>
         </w:r>
       </w:del>
-      <w:del w:id="570" w:author="PR Preview" w:date="2026-01-01T00:00:00Z">
+      <w:del w:id="584" w:author="PR Preview" w:date="2026-01-01T00:00:00Z">
         <w:r>
           <w:delText xml:space="preserve"> </w:delText>
         </w:r>
       </w:del>
-      <w:del w:id="571" w:author="PR Preview" w:date="2026-01-01T00:00:00Z">
+      <w:del w:id="585" w:author="PR Preview" w:date="2026-01-01T00:00:00Z">
         <w:r>
           <w:delText xml:space="preserve">modified, and extended by other lab members in the future.</w:delText>
         </w:r>
@@ -40592,7 +40646,7 @@
           <w:numId w:val="1064"/>
         </w:numPr>
       </w:pPr>
-      <w:ins w:id="572" w:author="PR Preview" w:date="2026-01-01T00:00:00Z">
+      <w:ins w:id="586" w:author="PR Preview" w:date="2026-01-01T00:00:00Z">
         <w:r>
           <w:rPr>
             <w:b/>
@@ -40601,17 +40655,17 @@
           <w:t xml:space="preserve">Knowledge transfer</w:t>
         </w:r>
       </w:ins>
-      <w:ins w:id="573" w:author="PR Preview" w:date="2026-01-01T00:00:00Z">
+      <w:ins w:id="587" w:author="PR Preview" w:date="2026-01-01T00:00:00Z">
         <w:r>
           <w:t xml:space="preserve">: Sharing analytical methods, R idioms,</w:t>
         </w:r>
       </w:ins>
-      <w:ins w:id="574" w:author="PR Preview" w:date="2026-01-01T00:00:00Z">
+      <w:ins w:id="588" w:author="PR Preview" w:date="2026-01-01T00:00:00Z">
         <w:r>
           <w:t xml:space="preserve"> </w:t>
         </w:r>
       </w:ins>
-      <w:ins w:id="575" w:author="PR Preview" w:date="2026-01-01T00:00:00Z">
+      <w:ins w:id="589" w:author="PR Preview" w:date="2026-01-01T00:00:00Z">
         <w:r>
           <w:t xml:space="preserve">and package features across the team.</w:t>
         </w:r>
@@ -40625,7 +40679,7 @@
           <w:numId w:val="1064"/>
         </w:numPr>
       </w:pPr>
-      <w:ins w:id="576" w:author="PR Preview" w:date="2026-01-01T00:00:00Z">
+      <w:ins w:id="590" w:author="PR Preview" w:date="2026-01-01T00:00:00Z">
         <w:r>
           <w:rPr>
             <w:b/>
@@ -40634,17 +40688,17 @@
           <w:t xml:space="preserve">Maintainability</w:t>
         </w:r>
       </w:ins>
-      <w:ins w:id="577" w:author="PR Preview" w:date="2026-01-01T00:00:00Z">
+      <w:ins w:id="591" w:author="PR Preview" w:date="2026-01-01T00:00:00Z">
         <w:r>
           <w:t xml:space="preserve">: Ensuring that analysis pipelines can be understood,</w:t>
         </w:r>
       </w:ins>
-      <w:ins w:id="578" w:author="PR Preview" w:date="2026-01-01T00:00:00Z">
+      <w:ins w:id="592" w:author="PR Preview" w:date="2026-01-01T00:00:00Z">
         <w:r>
           <w:t xml:space="preserve"> </w:t>
         </w:r>
       </w:ins>
-      <w:ins w:id="579" w:author="PR Preview" w:date="2026-01-01T00:00:00Z">
+      <w:ins w:id="593" w:author="PR Preview" w:date="2026-01-01T00:00:00Z">
         <w:r>
           <w:t xml:space="preserve">modified, and extended by other team members in the future.</w:t>
         </w:r>
@@ -40896,18 +40950,18 @@
           <w:numId w:val="1069"/>
         </w:numPr>
       </w:pPr>
-      <w:del w:id="580" w:author="PR Preview" w:date="2026-01-01T00:00:00Z">
+      <w:del w:id="594" w:author="PR Preview" w:date="2026-01-01T00:00:00Z">
         <w:r>
           <w:delText xml:space="preserve">Does the code follow the lab’s R code style (see</w:delText>
         </w:r>
       </w:del>
-      <w:del w:id="581" w:author="PR Preview" w:date="2026-01-01T00:00:00Z">
+      <w:del w:id="595" w:author="PR Preview" w:date="2026-01-01T00:00:00Z">
         <w:r>
           <w:delText xml:space="preserve"> </w:delText>
         </w:r>
       </w:del>
       <w:hyperlink r:id="rId330">
-        <w:del w:id="582" w:author="PR Preview" w:date="2026-01-01T00:00:00Z">
+        <w:del w:id="596" w:author="PR Preview" w:date="2026-01-01T00:00:00Z">
           <w:r>
             <w:rPr>
               <w:rStyle w:val="Hyperlink"/>
@@ -40916,7 +40970,7 @@
           </w:r>
         </w:del>
       </w:hyperlink>
-      <w:del w:id="583" w:author="PR Preview" w:date="2026-01-01T00:00:00Z">
+      <w:del w:id="597" w:author="PR Preview" w:date="2026-01-01T00:00:00Z">
         <w:r>
           <w:delText xml:space="preserve">)?</w:delText>
         </w:r>
@@ -40930,7 +40984,7 @@
           <w:numId w:val="1069"/>
         </w:numPr>
       </w:pPr>
-      <w:del w:id="584" w:author="PR Preview" w:date="2026-01-01T00:00:00Z">
+      <w:del w:id="598" w:author="PR Preview" w:date="2026-01-01T00:00:00Z">
         <w:r>
           <w:delText xml:space="preserve">Are long chunks broken into focused functions (see 1)?</w:delText>
         </w:r>
@@ -40944,18 +40998,18 @@
           <w:numId w:val="1068"/>
         </w:numPr>
       </w:pPr>
-      <w:ins w:id="585" w:author="PR Preview" w:date="2026-01-01T00:00:00Z">
+      <w:ins w:id="599" w:author="PR Preview" w:date="2026-01-01T00:00:00Z">
         <w:r>
           <w:t xml:space="preserve">Does the code follow the project’s R code style (see</w:t>
         </w:r>
       </w:ins>
-      <w:ins w:id="586" w:author="PR Preview" w:date="2026-01-01T00:00:00Z">
+      <w:ins w:id="600" w:author="PR Preview" w:date="2026-01-01T00:00:00Z">
         <w:r>
           <w:t xml:space="preserve"> </w:t>
         </w:r>
       </w:ins>
       <w:hyperlink r:id="rId330">
-        <w:ins w:id="587" w:author="PR Preview" w:date="2026-01-01T00:00:00Z">
+        <w:ins w:id="601" w:author="PR Preview" w:date="2026-01-01T00:00:00Z">
           <w:r>
             <w:rPr>
               <w:rStyle w:val="Hyperlink"/>
@@ -40964,7 +41018,7 @@
           </w:r>
         </w:ins>
       </w:hyperlink>
-      <w:ins w:id="588" w:author="PR Preview" w:date="2026-01-01T00:00:00Z">
+      <w:ins w:id="602" w:author="PR Preview" w:date="2026-01-01T00:00:00Z">
         <w:r>
           <w:t xml:space="preserve">)?</w:t>
         </w:r>
@@ -40978,18 +41032,18 @@
           <w:numId w:val="1068"/>
         </w:numPr>
       </w:pPr>
-      <w:ins w:id="589" w:author="PR Preview" w:date="2026-01-01T00:00:00Z">
+      <w:ins w:id="603" w:author="PR Preview" w:date="2026-01-01T00:00:00Z">
         <w:r>
           <w:t xml:space="preserve">Are long chunks broken into focused functions (see</w:t>
         </w:r>
       </w:ins>
-      <w:ins w:id="590" w:author="PR Preview" w:date="2026-01-01T00:00:00Z">
+      <w:ins w:id="604" w:author="PR Preview" w:date="2026-01-01T00:00:00Z">
         <w:r>
           <w:t xml:space="preserve"> </w:t>
         </w:r>
       </w:ins>
       <w:hyperlink w:anchor="sec-function-decomposition">
-        <w:ins w:id="591" w:author="PR Preview" w:date="2026-01-01T00:00:00Z">
+        <w:ins w:id="605" w:author="PR Preview" w:date="2026-01-01T00:00:00Z">
           <w:r>
             <w:rPr>
               <w:rStyle w:val="Hyperlink"/>
@@ -40998,7 +41052,7 @@
           </w:r>
         </w:ins>
       </w:hyperlink>
-      <w:ins w:id="592" w:author="PR Preview" w:date="2026-01-01T00:00:00Z">
+      <w:ins w:id="606" w:author="PR Preview" w:date="2026-01-01T00:00:00Z">
         <w:r>
           <w:t xml:space="preserve">)?</w:t>
         </w:r>

--- a/pr-preview/pr-28/chapters/coding-practices-tracked-changes.docx
+++ b/pr-preview/pr-28/chapters/coding-practices-tracked-changes.docx
@@ -16,7 +16,7 @@
       </w:pPr>
       <w:del w:id="1" w:author="PR Preview" w:date="2026-01-01T00:00:00Z">
         <w:r>
-          <w:delText xml:space="preserve">Last modified: 2026-10-14 03:38:56 (PDT)</w:delText>
+          <w:delText xml:space="preserve">Last modified: 2026-10-14 04:06:05 (PDT)</w:delText>
         </w:r>
       </w:del>
     </w:p>
@@ -26,7 +26,7 @@
       </w:pPr>
       <w:ins w:id="2" w:author="PR Preview" w:date="2026-01-01T00:00:00Z">
         <w:r>
-          <w:t xml:space="preserve">Last modified: 2026-10-14 04:01:08 (PDT)</w:t>
+          <w:t xml:space="preserve">Last modified: 2026-10-14 04:10:23 (PDT)</w:t>
         </w:r>
       </w:ins>
     </w:p>
